--- a/klagomål/A 3894-2026 FSC-klagomål.docx
+++ b/klagomål/A 3894-2026 FSC-klagomål.docx
@@ -662,7 +662,7 @@
     <w:r>
       <w:tab/>
       <w:tab/>
-      <w:t>2026-01-23</w:t>
+      <w:t>2026-01-24</w:t>
       <w:br/>
       <w:br/>
     </w:r>

--- a/klagomål/A 3894-2026 FSC-klagomål.docx
+++ b/klagomål/A 3894-2026 FSC-klagomål.docx
@@ -662,7 +662,7 @@
     <w:r>
       <w:tab/>
       <w:tab/>
-      <w:t>2026-01-24</w:t>
+      <w:t>2026-01-25</w:t>
       <w:br/>
       <w:br/>
     </w:r>

--- a/klagomål/A 3894-2026 FSC-klagomål.docx
+++ b/klagomål/A 3894-2026 FSC-klagomål.docx
@@ -662,7 +662,7 @@
     <w:r>
       <w:tab/>
       <w:tab/>
-      <w:t>2026-01-25</w:t>
+      <w:t>2026-01-26</w:t>
       <w:br/>
       <w:br/>
     </w:r>

--- a/klagomål/A 3894-2026 FSC-klagomål.docx
+++ b/klagomål/A 3894-2026 FSC-klagomål.docx
@@ -662,7 +662,7 @@
     <w:r>
       <w:tab/>
       <w:tab/>
-      <w:t>2026-01-26</w:t>
+      <w:t>2026-01-27</w:t>
       <w:br/>
       <w:br/>
     </w:r>

--- a/klagomål/A 3894-2026 FSC-klagomål.docx
+++ b/klagomål/A 3894-2026 FSC-klagomål.docx
@@ -662,7 +662,7 @@
     <w:r>
       <w:tab/>
       <w:tab/>
-      <w:t>2026-01-27</w:t>
+      <w:t>2026-01-28</w:t>
       <w:br/>
       <w:br/>
     </w:r>

--- a/klagomål/A 3894-2026 FSC-klagomål.docx
+++ b/klagomål/A 3894-2026 FSC-klagomål.docx
@@ -112,7 +112,7 @@
         <w:pStyle w:val="ListBullet"/>
       </w:pPr>
       <w:r>
-        <w:t>Om ett ombud (tex Norra skog eller Mellanskog) avverkningsanmäler en skog med naturvärden motsvarande nyckelbiotops kvalité men markägaren inte är FSC certifierad, bör du skicka in ett FSC kontrollerat virke klagomål. Då ska klagomålet skickas till ombudsföretaget.</w:t>
+        <w:t>Om ett ombud (tex Norra skog eller Mellanskog) avverkningsanmäler en skog med naturvärden motsvarande nyckelbiotops kvalitet men markägaren inte är FSC certifierad, bör du skicka in ett FSC kontrollerat virke klagomål. Då ska klagomålet skickas till ombudsföretaget.</w:t>
       </w:r>
     </w:p>
     <w:p>
@@ -254,7 +254,25 @@
         <w:t>Rynkskinn (VU)</w:t>
       </w:r>
       <w:r>
-        <w:t>, rödlistad som sårbar, är en vednedbrytare som växer på grova granlågor och ingår i en karaktäristisk association av vedsvampar knutna till urskogsartade barrskogar. Den har klassificerats som en “urskogsindikator” och är placerad i toppen av Skogsstyrelsens värdepyramid för bedömning av skog med höga naturvärden. Allt tyder på att rynkskinn är mycket känslig för skogliga ingrepp (Nitare &amp; Skogsstyrelsen, 2019; SLU Artdatabanken, 2024).</w:t>
+        <w:t xml:space="preserve">, rödlistad som sårbar, är en vednedbrytare som växer på grova granlågor och ingår i en karaktäristisk association av vedsvampar knutna till urskogsartade barrskogar. Den har klassificerats som en “urskogsindikator” och är placerad i toppen av Skogsstyrelsens värdepyramid för bedömning av skog med höga naturvärden. Allt tyder på att rynkskinn är mycket känslig för skogliga ingrepp. Rynkskinn är typisk art för </w:t>
+      </w:r>
+      <w:r>
+        <w:rPr>
+          <w:i/>
+        </w:rPr>
+        <w:t xml:space="preserve">9010 Taiga, 9050 Näringsrik granskog </w:t>
+      </w:r>
+      <w:r>
+        <w:t>och</w:t>
+      </w:r>
+      <w:r>
+        <w:rPr>
+          <w:i/>
+        </w:rPr>
+        <w:t xml:space="preserve"> 9030 Landhöjningsskog</w:t>
+      </w:r>
+      <w:r>
+        <w:t xml:space="preserve"> (Nitare &amp; Skogsstyrelsen, 2019; SLU Artdatabanken, 2024).</w:t>
       </w:r>
     </w:p>
     <w:p>
@@ -662,7 +680,7 @@
     <w:r>
       <w:tab/>
       <w:tab/>
-      <w:t>2026-01-28</w:t>
+      <w:t>2026-01-29</w:t>
       <w:br/>
       <w:br/>
     </w:r>

--- a/klagomål/A 3894-2026 FSC-klagomål.docx
+++ b/klagomål/A 3894-2026 FSC-klagomål.docx
@@ -680,7 +680,7 @@
     <w:r>
       <w:tab/>
       <w:tab/>
-      <w:t>2026-01-29</w:t>
+      <w:t>2026-01-30</w:t>
       <w:br/>
       <w:br/>
     </w:r>

--- a/klagomål/A 3894-2026 FSC-klagomål.docx
+++ b/klagomål/A 3894-2026 FSC-klagomål.docx
@@ -680,7 +680,7 @@
     <w:r>
       <w:tab/>
       <w:tab/>
-      <w:t>2026-01-30</w:t>
+      <w:t>2026-01-31</w:t>
       <w:br/>
       <w:br/>
     </w:r>

--- a/klagomål/A 3894-2026 FSC-klagomål.docx
+++ b/klagomål/A 3894-2026 FSC-klagomål.docx
@@ -1362,7 +1362,7 @@
     <w:r>
       <w:tab/>
       <w:tab/>
-      <w:t>2026-03-01</w:t>
+      <w:t>2026-03-02</w:t>
       <w:br/>
       <w:br/>
     </w:r>

--- a/klagomål/A 3894-2026 FSC-klagomål.docx
+++ b/klagomål/A 3894-2026 FSC-klagomål.docx
@@ -269,7 +269,7 @@
         <w:rPr>
           <w:i/>
         </w:rPr>
-        <w:t xml:space="preserve"> 9070 Trädklädd betesmark </w:t>
+        <w:t xml:space="preserve"> 9070 Trädklädd betesmark</w:t>
       </w:r>
       <w:r>
         <w:t xml:space="preserve"> (SLU Artdatabanken, 2024).</w:t>
@@ -1362,7 +1362,7 @@
     <w:r>
       <w:tab/>
       <w:tab/>
-      <w:t>2026-03-02</w:t>
+      <w:t>2026-03-03</w:t>
       <w:br/>
       <w:br/>
     </w:r>

--- a/klagomål/A 3894-2026 FSC-klagomål.docx
+++ b/klagomål/A 3894-2026 FSC-klagomål.docx
@@ -1362,7 +1362,7 @@
     <w:r>
       <w:tab/>
       <w:tab/>
-      <w:t>2026-03-03</w:t>
+      <w:t>2026-03-04</w:t>
       <w:br/>
       <w:br/>
     </w:r>

--- a/klagomål/A 3894-2026 FSC-klagomål.docx
+++ b/klagomål/A 3894-2026 FSC-klagomål.docx
@@ -1362,7 +1362,7 @@
     <w:r>
       <w:tab/>
       <w:tab/>
-      <w:t>2026-03-04</w:t>
+      <w:t>2026-03-05</w:t>
       <w:br/>
       <w:br/>
     </w:r>

--- a/klagomål/A 3894-2026 FSC-klagomål.docx
+++ b/klagomål/A 3894-2026 FSC-klagomål.docx
@@ -1362,7 +1362,7 @@
     <w:r>
       <w:tab/>
       <w:tab/>
-      <w:t>2026-03-05</w:t>
+      <w:t>2026-03-06</w:t>
       <w:br/>
       <w:br/>
     </w:r>

--- a/klagomål/A 3894-2026 FSC-klagomål.docx
+++ b/klagomål/A 3894-2026 FSC-klagomål.docx
@@ -1362,7 +1362,7 @@
     <w:r>
       <w:tab/>
       <w:tab/>
-      <w:t>2026-03-06</w:t>
+      <w:t>2026-03-07</w:t>
       <w:br/>
       <w:br/>
     </w:r>

--- a/klagomål/A 3894-2026 FSC-klagomål.docx
+++ b/klagomål/A 3894-2026 FSC-klagomål.docx
@@ -1362,7 +1362,7 @@
     <w:r>
       <w:tab/>
       <w:tab/>
-      <w:t>2026-03-07</w:t>
+      <w:t>2026-03-08</w:t>
       <w:br/>
       <w:br/>
     </w:r>

--- a/klagomål/A 3894-2026 FSC-klagomål.docx
+++ b/klagomål/A 3894-2026 FSC-klagomål.docx
@@ -1362,7 +1362,7 @@
     <w:r>
       <w:tab/>
       <w:tab/>
-      <w:t>2026-03-08</w:t>
+      <w:t>2026-03-09</w:t>
       <w:br/>
       <w:br/>
     </w:r>

--- a/klagomål/A 3894-2026 FSC-klagomål.docx
+++ b/klagomål/A 3894-2026 FSC-klagomål.docx
@@ -1362,7 +1362,7 @@
     <w:r>
       <w:tab/>
       <w:tab/>
-      <w:t>2026-03-09</w:t>
+      <w:t>2026-03-10</w:t>
       <w:br/>
       <w:br/>
     </w:r>

--- a/klagomål/A 3894-2026 FSC-klagomål.docx
+++ b/klagomål/A 3894-2026 FSC-klagomål.docx
@@ -437,7 +437,7 @@
         <w:t>Talltita (NT, §4)</w:t>
       </w:r>
       <w:r>
-        <w:t>, rödlistad som nära hotad och prioriterad art i Skogsvårdslagen har häckningsrevir i anmälan. Arten har minskat kraftigt de senaste 30 åren och minskningstakten innevarande 10-årsperiod beräknas till 20 (10–30) %. Talltitan är synnerligen trogen sitt cirka 15 hektar stora revir och är beroende av flerskiktade olikåldriga skogar för att kunna föda upp sina ungar. Talltitan försvinner om dess livsmiljö kalavverkas (Eggers &amp; Low (2014); Ekman (1979); Griesser et al (2007); Klein (2020); Siffczyk et al (2003); SLU Artdatabanken (2021).</w:t>
+        <w:t>, rödlistad som nära hotad och prioriterad art i Skogsvårdslagen, har häckningsrevir i anmälan. Arten har minskat kraftigt de senaste 30 åren och minskningstakten innevarande 10-årsperiod beräknas till 20 (10–30) %. Talltitan är synnerligen trogen sitt cirka 15 hektar stora revir och är beroende av flerskiktade olikåldriga skogar för att kunna föda upp sina ungar. Talltitan försvinner om dess livsmiljö kalavverkas (Eggers &amp; Low, 2014; Ekman, 1979; Griesser et al, 2007; Klein, 2020; Siffczyk et al, 2003; SLU Artdatabanken, 2021).</w:t>
       </w:r>
     </w:p>
     <w:p>
@@ -1362,7 +1362,7 @@
     <w:r>
       <w:tab/>
       <w:tab/>
-      <w:t>2026-03-10</w:t>
+      <w:t>2026-03-11</w:t>
       <w:br/>
       <w:br/>
     </w:r>

--- a/klagomål/A 3894-2026 FSC-klagomål.docx
+++ b/klagomål/A 3894-2026 FSC-klagomål.docx
@@ -1362,7 +1362,7 @@
     <w:r>
       <w:tab/>
       <w:tab/>
-      <w:t>2026-03-11</w:t>
+      <w:t>2026-03-12</w:t>
       <w:br/>
       <w:br/>
     </w:r>

--- a/klagomål/A 3894-2026 FSC-klagomål.docx
+++ b/klagomål/A 3894-2026 FSC-klagomål.docx
@@ -1362,7 +1362,7 @@
     <w:r>
       <w:tab/>
       <w:tab/>
-      <w:t>2026-03-12</w:t>
+      <w:t>2026-03-13</w:t>
       <w:br/>
       <w:br/>
     </w:r>

--- a/klagomål/A 3894-2026 FSC-klagomål.docx
+++ b/klagomål/A 3894-2026 FSC-klagomål.docx
@@ -1362,7 +1362,7 @@
     <w:r>
       <w:tab/>
       <w:tab/>
-      <w:t>2026-03-13</w:t>
+      <w:t>2026-03-16</w:t>
       <w:br/>
       <w:br/>
     </w:r>

--- a/klagomål/A 3894-2026 FSC-klagomål.docx
+++ b/klagomål/A 3894-2026 FSC-klagomål.docx
@@ -1362,7 +1362,7 @@
     <w:r>
       <w:tab/>
       <w:tab/>
-      <w:t>2026-03-16</w:t>
+      <w:t>2026-03-17</w:t>
       <w:br/>
       <w:br/>
     </w:r>

--- a/klagomål/A 3894-2026 FSC-klagomål.docx
+++ b/klagomål/A 3894-2026 FSC-klagomål.docx
@@ -1362,7 +1362,7 @@
     <w:r>
       <w:tab/>
       <w:tab/>
-      <w:t>2026-03-17</w:t>
+      <w:t>2026-03-18</w:t>
       <w:br/>
       <w:br/>
     </w:r>

--- a/klagomål/A 3894-2026 FSC-klagomål.docx
+++ b/klagomål/A 3894-2026 FSC-klagomål.docx
@@ -1362,7 +1362,7 @@
     <w:r>
       <w:tab/>
       <w:tab/>
-      <w:t>2026-03-18</w:t>
+      <w:t>2026-03-19</w:t>
       <w:br/>
       <w:br/>
     </w:r>

--- a/klagomål/A 3894-2026 FSC-klagomål.docx
+++ b/klagomål/A 3894-2026 FSC-klagomål.docx
@@ -1362,7 +1362,7 @@
     <w:r>
       <w:tab/>
       <w:tab/>
-      <w:t>2026-03-19</w:t>
+      <w:t>2026-03-20</w:t>
       <w:br/>
       <w:br/>
     </w:r>

--- a/klagomål/A 3894-2026 FSC-klagomål.docx
+++ b/klagomål/A 3894-2026 FSC-klagomål.docx
@@ -1362,7 +1362,7 @@
     <w:r>
       <w:tab/>
       <w:tab/>
-      <w:t>2026-03-20</w:t>
+      <w:t>2026-03-21</w:t>
       <w:br/>
       <w:br/>
     </w:r>

--- a/klagomål/A 3894-2026 FSC-klagomål.docx
+++ b/klagomål/A 3894-2026 FSC-klagomål.docx
@@ -1362,7 +1362,7 @@
     <w:r>
       <w:tab/>
       <w:tab/>
-      <w:t>2026-03-21</w:t>
+      <w:t>2026-03-22</w:t>
       <w:br/>
       <w:br/>
     </w:r>

--- a/klagomål/A 3894-2026 FSC-klagomål.docx
+++ b/klagomål/A 3894-2026 FSC-klagomål.docx
@@ -1362,7 +1362,7 @@
     <w:r>
       <w:tab/>
       <w:tab/>
-      <w:t>2026-03-22</w:t>
+      <w:t>2026-03-23</w:t>
       <w:br/>
       <w:br/>
     </w:r>

--- a/klagomål/A 3894-2026 FSC-klagomål.docx
+++ b/klagomål/A 3894-2026 FSC-klagomål.docx
@@ -1362,7 +1362,7 @@
     <w:r>
       <w:tab/>
       <w:tab/>
-      <w:t>2026-03-23</w:t>
+      <w:t>2026-03-24</w:t>
       <w:br/>
       <w:br/>
     </w:r>

--- a/klagomål/A 3894-2026 FSC-klagomål.docx
+++ b/klagomål/A 3894-2026 FSC-klagomål.docx
@@ -1362,7 +1362,7 @@
     <w:r>
       <w:tab/>
       <w:tab/>
-      <w:t>2026-03-24</w:t>
+      <w:t>2026-03-25</w:t>
       <w:br/>
       <w:br/>
     </w:r>

--- a/klagomål/A 3894-2026 FSC-klagomål.docx
+++ b/klagomål/A 3894-2026 FSC-klagomål.docx
@@ -1362,7 +1362,7 @@
     <w:r>
       <w:tab/>
       <w:tab/>
-      <w:t>2026-03-25</w:t>
+      <w:t>2026-03-26</w:t>
       <w:br/>
       <w:br/>
     </w:r>

--- a/klagomål/A 3894-2026 FSC-klagomål.docx
+++ b/klagomål/A 3894-2026 FSC-klagomål.docx
@@ -1362,7 +1362,7 @@
     <w:r>
       <w:tab/>
       <w:tab/>
-      <w:t>2026-03-26</w:t>
+      <w:t>2026-03-27</w:t>
       <w:br/>
       <w:br/>
     </w:r>

--- a/klagomål/A 3894-2026 FSC-klagomål.docx
+++ b/klagomål/A 3894-2026 FSC-klagomål.docx
@@ -1362,7 +1362,7 @@
     <w:r>
       <w:tab/>
       <w:tab/>
-      <w:t>2026-03-27</w:t>
+      <w:t>2026-03-28</w:t>
       <w:br/>
       <w:br/>
     </w:r>

--- a/klagomål/A 3894-2026 FSC-klagomål.docx
+++ b/klagomål/A 3894-2026 FSC-klagomål.docx
@@ -1362,7 +1362,7 @@
     <w:r>
       <w:tab/>
       <w:tab/>
-      <w:t>2026-03-28</w:t>
+      <w:t>2026-03-29</w:t>
       <w:br/>
       <w:br/>
     </w:r>

--- a/klagomål/A 3894-2026 FSC-klagomål.docx
+++ b/klagomål/A 3894-2026 FSC-klagomål.docx
@@ -1362,7 +1362,7 @@
     <w:r>
       <w:tab/>
       <w:tab/>
-      <w:t>2026-03-29</w:t>
+      <w:t>2026-03-30</w:t>
       <w:br/>
       <w:br/>
     </w:r>

--- a/klagomål/A 3894-2026 FSC-klagomål.docx
+++ b/klagomål/A 3894-2026 FSC-klagomål.docx
@@ -1362,7 +1362,7 @@
     <w:r>
       <w:tab/>
       <w:tab/>
-      <w:t>2026-03-30</w:t>
+      <w:t>2026-03-31</w:t>
       <w:br/>
       <w:br/>
     </w:r>

--- a/klagomål/A 3894-2026 FSC-klagomål.docx
+++ b/klagomål/A 3894-2026 FSC-klagomål.docx
@@ -1362,7 +1362,7 @@
     <w:r>
       <w:tab/>
       <w:tab/>
-      <w:t>2026-03-31</w:t>
+      <w:t>2026-04-01</w:t>
       <w:br/>
       <w:br/>
     </w:r>

--- a/klagomål/A 3894-2026 FSC-klagomål.docx
+++ b/klagomål/A 3894-2026 FSC-klagomål.docx
@@ -1362,7 +1362,7 @@
     <w:r>
       <w:tab/>
       <w:tab/>
-      <w:t>2026-04-01</w:t>
+      <w:t>2026-04-02</w:t>
       <w:br/>
       <w:br/>
     </w:r>

--- a/klagomål/A 3894-2026 FSC-klagomål.docx
+++ b/klagomål/A 3894-2026 FSC-klagomål.docx
@@ -1362,7 +1362,7 @@
     <w:r>
       <w:tab/>
       <w:tab/>
-      <w:t>2026-04-02</w:t>
+      <w:t>2026-04-03</w:t>
       <w:br/>
       <w:br/>
     </w:r>

--- a/klagomål/A 3894-2026 FSC-klagomål.docx
+++ b/klagomål/A 3894-2026 FSC-klagomål.docx
@@ -1362,7 +1362,7 @@
     <w:r>
       <w:tab/>
       <w:tab/>
-      <w:t>2026-04-03</w:t>
+      <w:t>2026-04-04</w:t>
       <w:br/>
       <w:br/>
     </w:r>

--- a/klagomål/A 3894-2026 FSC-klagomål.docx
+++ b/klagomål/A 3894-2026 FSC-klagomål.docx
@@ -1362,7 +1362,7 @@
     <w:r>
       <w:tab/>
       <w:tab/>
-      <w:t>2026-04-04</w:t>
+      <w:t>2026-04-05</w:t>
       <w:br/>
       <w:br/>
     </w:r>

--- a/klagomål/A 3894-2026 FSC-klagomål.docx
+++ b/klagomål/A 3894-2026 FSC-klagomål.docx
@@ -1366,7 +1366,7 @@
     <w:r>
       <w:tab/>
       <w:tab/>
-      <w:t>2026-06-15</w:t>
+      <w:t>2026-06-16</w:t>
       <w:br/>
       <w:br/>
     </w:r>

--- a/klagomål/A 3894-2026 FSC-klagomål.docx
+++ b/klagomål/A 3894-2026 FSC-klagomål.docx
@@ -1366,7 +1366,7 @@
     <w:r>
       <w:tab/>
       <w:tab/>
-      <w:t>2026-06-16</w:t>
+      <w:t>2026-06-17</w:t>
       <w:br/>
       <w:br/>
     </w:r>

--- a/klagomål/A 3894-2026 FSC-klagomål.docx
+++ b/klagomål/A 3894-2026 FSC-klagomål.docx
@@ -1,6 +1,6 @@
 
 <file path=word/document.xml><?xml version="1.0" encoding="utf-8"?>
-<w:document xmlns:wpc="http://schemas.microsoft.com/office/word/2010/wordprocessingCanvas" xmlns:cx="http://schemas.microsoft.com/office/drawing/2014/chartex" xmlns:cx1="http://schemas.microsoft.com/office/drawing/2015/9/8/chartex" xmlns:cx2="http://schemas.microsoft.com/office/drawing/2015/10/21/chartex" xmlns:cx3="http://schemas.microsoft.com/office/drawing/2016/5/9/chartex" xmlns:cx4="http://schemas.microsoft.com/office/drawing/2016/5/10/chartex" xmlns:cx5="http://schemas.microsoft.com/office/drawing/2016/5/11/chartex" xmlns:cx6="http://schemas.microsoft.com/office/drawing/2016/5/12/chartex" xmlns:cx7="http://schemas.microsoft.com/office/drawing/2016/5/13/chartex" xmlns:cx8="http://schemas.microsoft.com/office/drawing/2016/5/14/chartex" xmlns:mc="http://schemas.openxmlformats.org/markup-compatibility/2006" xmlns:aink="http://schemas.microsoft.com/office/drawing/2016/ink" xmlns:am3d="http://schemas.microsoft.com/office/drawing/2017/model3d" xmlns:o="urn:schemas-microsoft-com:office:office" xmlns:oel="http://schemas.microsoft.com/office/2019/extlst" xmlns:r="http://schemas.openxmlformats.org/officeDocument/2006/relationships" xmlns:m="http://schemas.openxmlformats.org/officeDocument/2006/math" xmlns:v="urn:schemas-microsoft-com:vml" xmlns:wp14="http://schemas.microsoft.com/office/word/2010/wordprocessingDrawing" xmlns:wp="http://schemas.openxmlformats.org/drawingml/2006/wordprocessingDrawing" xmlns:w10="urn:schemas-microsoft-com:office:word" xmlns:w="http://schemas.openxmlformats.org/wordprocessingml/2006/main" xmlns:w14="http://schemas.microsoft.com/office/word/2010/wordml" xmlns:w15="http://schemas.microsoft.com/office/word/2012/wordml" xmlns:w16cex="http://schemas.microsoft.com/office/word/2018/wordml/cex" xmlns:w16cid="http://schemas.microsoft.com/office/word/2016/wordml/cid" xmlns:w16="http://schemas.microsoft.com/office/word/2018/wordml" xmlns:w16sdtdh="http://schemas.microsoft.com/office/word/2020/wordml/sdtdatahash" xmlns:w16se="http://schemas.microsoft.com/office/word/2015/wordml/symex" xmlns:wpg="http://schemas.microsoft.com/office/word/2010/wordprocessingGroup" xmlns:wpi="http://schemas.microsoft.com/office/word/2010/wordprocessingInk" xmlns:wne="http://schemas.microsoft.com/office/word/2006/wordml" xmlns:wps="http://schemas.microsoft.com/office/word/2010/wordprocessingShape" mc:Ignorable="w14 w15 w16se w16cid w16 w16cex w16sdtdh wp14">
+<w:document xmlns:wpc="http://schemas.microsoft.com/office/word/2010/wordprocessingCanvas" xmlns:cx="http://schemas.microsoft.com/office/drawing/2014/chartex" xmlns:cx1="http://schemas.microsoft.com/office/drawing/2015/9/8/chartex" xmlns:cx2="http://schemas.microsoft.com/office/drawing/2015/10/21/chartex" xmlns:cx3="http://schemas.microsoft.com/office/drawing/2016/5/9/chartex" xmlns:cx4="http://schemas.microsoft.com/office/drawing/2016/5/10/chartex" xmlns:cx5="http://schemas.microsoft.com/office/drawing/2016/5/11/chartex" xmlns:cx6="http://schemas.microsoft.com/office/drawing/2016/5/12/chartex" xmlns:cx7="http://schemas.microsoft.com/office/drawing/2016/5/13/chartex" xmlns:cx8="http://schemas.microsoft.com/office/drawing/2016/5/14/chartex" xmlns:mc="http://schemas.openxmlformats.org/markup-compatibility/2006" xmlns:aink="http://schemas.microsoft.com/office/drawing/2016/ink" xmlns:am3d="http://schemas.microsoft.com/office/drawing/2017/model3d" xmlns:o="urn:schemas-microsoft-com:office:office" xmlns:oel="http://schemas.microsoft.com/office/2019/extlst" xmlns:r="http://schemas.openxmlformats.org/officeDocument/2006/relationships" xmlns:m="http://schemas.openxmlformats.org/officeDocument/2006/math" xmlns:v="urn:schemas-microsoft-com:vml" xmlns:wp14="http://schemas.microsoft.com/office/word/2010/wordprocessingDrawing" xmlns:wp="http://schemas.openxmlformats.org/drawingml/2006/wordprocessingDrawing" xmlns:w10="urn:schemas-microsoft-com:office:word" xmlns:w="http://schemas.openxmlformats.org/wordprocessingml/2006/main" xmlns:w14="http://schemas.microsoft.com/office/word/2010/wordml" xmlns:w15="http://schemas.microsoft.com/office/word/2012/wordml" xmlns:w16cex="http://schemas.microsoft.com/office/word/2018/wordml/cex" xmlns:w16cid="http://schemas.microsoft.com/office/word/2016/wordml/cid" xmlns:w16="http://schemas.microsoft.com/office/word/2018/wordml" xmlns:w16du="http://schemas.microsoft.com/office/word/2023/wordml/word16du" xmlns:w16sdtdh="http://schemas.microsoft.com/office/word/2020/wordml/sdtdatahash" xmlns:w16sdtfl="http://schemas.microsoft.com/office/word/2024/wordml/sdtformatlock" xmlns:w16se="http://schemas.microsoft.com/office/word/2015/wordml/symex" xmlns:wpg="http://schemas.microsoft.com/office/word/2010/wordprocessingGroup" xmlns:wpi="http://schemas.microsoft.com/office/word/2010/wordprocessingInk" xmlns:wne="http://schemas.microsoft.com/office/word/2006/wordml" xmlns:wps="http://schemas.microsoft.com/office/word/2010/wordprocessingShape" mc:Ignorable="w14 w15 w16se w16cid w16 w16cex w16sdtdh w16sdtfl w16du wp14">
   <w:body>
     <w:p>
       <w:r>
@@ -168,7 +168,7 @@
     </w:p>
     <w:p>
       <w:r>
-        <w:t>Detta dokument behandlar höga naturvärden i avverkningsanmälan A 3894-2026 i Östersunds kommun. Denna avverkningsanmälan inkom 2026-01-21 16:18:05 och omfattar 3,5 ha.</w:t>
+        <w:t>Detta dokument behandlar höga naturvärden i avverkningsanmälan A 3894-2026 i Östersunds kommun som inkom 2026-01-21 och omfattar 3,5 ha.</w:t>
       </w:r>
     </w:p>
     <w:p>
@@ -191,12 +191,15 @@
     </w:p>
     <w:p>
       <w:r>
-        <w:t>I avverkningsanmälan har följande 8 naturvårdsarter hittats: rynkskinn (VU), garnlav (NT), granticka (NT), lunglav (NT), talltita (NT, §4), tretåig hackspett (NT, §4), vitgrynig nållav (NT) och trådticka (S). Av dessa är 7 rödlistade. För rödlistade arter har rödlistekategorin angivits inom parentes. Arter som är signalarter enligt Skogsstyrelsen har markerats med (S). För fridlysta arter anges även paragrafen i Artskyddsförordningen som arten är fridlyst enligt.</w:t>
+        <w:t>I avverkningsanmälan har följande 7 naturvårdsarter hittats: garnlav (VU, T), lunglav (NT, T), rynkskinn (NT, T), talltita (NT, §4), tretåig hackspett (NT, T, §4), vitgrynig nållav (NT) och trådticka (S, T). Av dessa är 6 rödlistade. För rödlistade arter har rödlistekategorin angivits inom parentes. Arter som är signalarter enligt Skogsstyrelsen har markerats med (S). Typiska arter inom Natura 2000 som är kopplade till skogsekosystem har markerats med (T). För fridlysta arter anges även paragrafen i Artskyddsförordningen som arten är fridlyst enligt.</w:t>
       </w:r>
     </w:p>
     <w:p>
       <w:r>
-        <w:t>De påträffade naturvårdsarterna är ett tydligt kvitto på att detta rör sig om en skog med höga naturvärden. I Figur 1 visas en karta över det avverkningsanmälda området, där samtliga fyndplatser för naturvårdsarter som finns registrerade på Artportalen har markerats.</w:t>
+        <w:t>De påträffade naturvårdsarterna är ett tydligt kvitto på att det rör sig om en skog med höga naturvärden.</w:t>
+      </w:r>
+      <w:r>
+        <w:t xml:space="preserve"> I Figur 1 visas fyndplatser för naturvårdsarter i området, som finns registrerade på Artportalen.</w:t>
       </w:r>
     </w:p>
     <w:p>
@@ -206,7 +209,7 @@
       <w:r>
         <w:drawing>
           <wp:inline xmlns:a="http://schemas.openxmlformats.org/drawingml/2006/main" xmlns:pic="http://schemas.openxmlformats.org/drawingml/2006/picture">
-            <wp:extent cx="5486400" cy="2830293"/>
+            <wp:extent cx="5486400" cy="3749983"/>
             <wp:docPr id="1" name="Picture 1"/>
             <wp:cNvGraphicFramePr>
               <a:graphicFrameLocks noChangeAspect="1"/>
@@ -227,7 +230,7 @@
                   <pic:spPr>
                     <a:xfrm>
                       <a:off x="0" y="0"/>
-                      <a:ext cx="5486400" cy="2830293"/>
+                      <a:ext cx="5486400" cy="3749983"/>
                     </a:xfrm>
                     <a:prstGeom prst="rect"/>
                   </pic:spPr>
@@ -241,9 +244,90 @@
     <w:p>
       <w:pPr>
         <w:pStyle w:val="Caption"/>
+        <w:spacing w:after="240"/>
       </w:pPr>
       <w:r>
-        <w:t>Figur 1. Fyndplatser för naturvårdsarter i det avverkningsanmälda området (röd linje). Markörer utan svart kant är placerade på fyndplatsen. Markörer med svart kant är placerade vid sidan av fyndplatsen och har ett svart streck som visar fyndplatsens exakta position. Kartans mittpunktskoordinat är N 7021955, E 503628 i SWEREF 99 TM.</w:t>
+        <w:t>Figur 1. Fyndplatser för naturvårdsarter i avverkningsanmälan (röd linje). Markörer utan svart kant är placerade på fyndplatsen. Markörer med svart kant är placerade vid sidan av fyndplatsen och har ett svart streck som visar fyndplatsens exakta position. Kartans mittpunktskoordinat är N 7021955, E 503628 i SWEREF 99 TM.</w:t>
+      </w:r>
+    </w:p>
+    <w:p>
+      <w:pPr>
+        <w:pStyle w:val="Heading2"/>
+      </w:pPr>
+      <w:r>
+        <w:t>Fridlysta arter</w:t>
+      </w:r>
+    </w:p>
+    <w:p>
+      <w:r>
+        <w:t>Följande fridlysta arter har sina livsmiljöer och växtplatser i den avverkningsanmälda skogen: talltita (NT, §4) och tretåig hackspett (NT, T, §4).</w:t>
+      </w:r>
+    </w:p>
+    <w:p>
+      <w:r>
+        <w:t xml:space="preserve">Observera att medlemsländerna är skyldiga att agera i enlighet med EU:s fågeldirektiv där det uttryckligen står att direktivet gäller för fåglar samt för deras ägg, bon och </w:t>
+      </w:r>
+      <w:r>
+        <w:rPr>
+          <w:b/>
+        </w:rPr>
+        <w:t xml:space="preserve">livsmiljöer </w:t>
+      </w:r>
+      <w:r>
+        <w:t>(artikel 1). Vidare att de åtgärder som vidtas inte får leda till en försämring av den nuvarande situationen beträffande bevarandet av de fågelarter som avses i artikel 1 (artikel 13). Fågeldirektivet är styrande för tillsynsansvariga myndigheters ärendehantering, ställningstaganden och beslutsfattande.</w:t>
+      </w:r>
+    </w:p>
+    <w:p>
+      <w:r>
+        <w:rPr>
+          <w:b/>
+        </w:rPr>
+        <w:t>Talltita (NT, §4)</w:t>
+      </w:r>
+      <w:r>
+        <w:t>, rödlistad som nära hotad och prioriterad art i Skogsvårdslagen, har häckningsrevir i anmälan. Arten har minskat kraftigt de senaste 30 åren och minskningstakten innevarande 10-årsperiod beräknas till 20 (10–30) %. Talltitan är synnerligen trogen sitt cirka 15 hektar stora revir och är beroende av flerskiktade olikåldriga skogar för att kunna föda upp sina ungar. Talltitan försvinner om dess livsmiljö kalavverkas (Eggers &amp; Low, 2014; Ekman, 1979; Griesser et al, 2007; Klein, 2020; Siffczyk et al, 2003; SLU Artdatabanken, 2021).</w:t>
+      </w:r>
+    </w:p>
+    <w:p>
+      <w:r>
+        <w:rPr>
+          <w:b/>
+        </w:rPr>
+        <w:t>Tretåig hackspett (NT, §4)</w:t>
+      </w:r>
+      <w:r>
+        <w:t xml:space="preserve"> är rödlistad som nära hotad och ingår i bilaga 1 i EU:s fågeldirektiv. Tretåig hackspett är för sin överlevnad beroende av kontinuerlig tillförsel av äldre döende och död ved, som sker genom naturliga självgallringsprocesser i äldre grannaturskogar och barrblandade naturskogar. Om en skog genom skogsbruk gallras eller glesas ur så upphör och uteblir i stort sett den naturliga självgallringsprocessen för mycket lång tid framöver vilket omöjliggör upprätthållandet av den kontinuerliga ekologiska funktionen i ett område. Det finns studier som visar att naturskogens självgallringsprocess som den tretåiga hackspetten är beroende av, inte kan ersättas med efterlämnad hänsyn i skogsbruket (Imbeau &amp; Desrochers, 2002). Storleken på häckningsreviret varierar med skogstypen, förekomsten av död ved och graden av fragmentering, men är i allmänhet i storleksordningen 25–100 hektar. Vintertid krävs ofta betydligt större områden och det finns studier som antyder att arten behöver minst 100 hektar äldre skog. I områden med låg bonitet kan det behövas över 200 hektar lämpligt habitat för att ett par ska kunna reproducera sig. Områden med dokumenterad permanent förekomst i naturskogsmiljöer har vanligen så stora naturvärden att skogsbruk är olämpligt. Tretåig hackspett är typisk art för </w:t>
+      </w:r>
+      <w:r>
+        <w:rPr>
+          <w:i/>
+        </w:rPr>
+        <w:t xml:space="preserve">9010 Taiga, 9740 Skogsbevuxen myr, 9030 Landhöjningsskog </w:t>
+      </w:r>
+      <w:r>
+        <w:t xml:space="preserve">och </w:t>
+      </w:r>
+      <w:r>
+        <w:rPr>
+          <w:i/>
+        </w:rPr>
+        <w:t>9040 Fjällbjörkskog</w:t>
+      </w:r>
+      <w:r>
+        <w:t xml:space="preserve"> (Skogsstyrelsen, 2016; SLU Artdatabanken, 2024).</w:t>
+      </w:r>
+    </w:p>
+    <w:p>
+      <w:r>
+        <w:t>I BILAGA 1 finns mer detaljerad information om ekologi samt krav på livsmiljö hos fridlysta arter.</w:t>
+      </w:r>
+    </w:p>
+    <w:p>
+      <w:pPr>
+        <w:pStyle w:val="Heading2"/>
+      </w:pPr>
+      <w:r>
+        <w:t>Övriga naturvårdsarter</w:t>
       </w:r>
     </w:p>
     <w:p>
@@ -273,44 +357,6 @@
       </w:r>
       <w:r>
         <w:t xml:space="preserve"> (SLU Artdatabanken, 2026).</w:t>
-      </w:r>
-    </w:p>
-    <w:p>
-      <w:r>
-        <w:rPr>
-          <w:b/>
-        </w:rPr>
-        <w:t>Granticka</w:t>
-      </w:r>
-      <w:r>
-        <w:t xml:space="preserve"> förekommer främst i äldre skogar med naturskogskaraktär, liksom i dimensionsavverkade och plockhuggna skogar. I äldre grannaturskog i norra Sverige är den alltjämt en förhållandevis vanlig karaktärsart, medan den längre söderut blir allt mer sällsynt. I Götaland och delar av Svealand är den en god signalart för skyddsvärda granskogsmiljöer. Arten bedöms ha minskat starkt under senare år på grund av skogsavverkningar, då den framför allt växer i äldre granskog med långvarig grankontinuitet. I urskogsliknande bestånd i norra Sverige kan ibland påträffas den mycket sällsynta tickan grantickeporing (VU), som lever på döda grantickor. Det som tidigare inbegripit grantickan har visat sig röra sig om två arter; tajgagranticka </w:t>
-      </w:r>
-      <w:r>
-        <w:rPr>
-          <w:i/>
-        </w:rPr>
-        <w:t>Porodaedalea abietis</w:t>
-      </w:r>
-      <w:r>
-        <w:t xml:space="preserve"> (LC) och </w:t>
-      </w:r>
-      <w:r>
-        <w:rPr>
-          <w:i/>
-        </w:rPr>
-        <w:t>Porodaedalea chrysoloma</w:t>
-      </w:r>
-      <w:r>
-        <w:t xml:space="preserve"> (DD). Den nordligare arten, tajgagranticka, bildar större fruktkroppar och har sin främsta förekomst i norra Sverige, medan den mer tunnköttiga arten, </w:t>
-      </w:r>
-      <w:r>
-        <w:rPr>
-          <w:i/>
-        </w:rPr>
-        <w:t>P. chrysoloma</w:t>
-      </w:r>
-      <w:r>
-        <w:t>, förekommer i sydöstra Sverige och på Gotland (SLU Artdatabanken, 2026; Nitare &amp; Skogsstyrelsen, 2019).</w:t>
       </w:r>
     </w:p>
     <w:p>
@@ -443,78 +489,6 @@
         <w:pStyle w:val="Heading1"/>
       </w:pPr>
       <w:r>
-        <w:t>Fridlysta arter</w:t>
-      </w:r>
-    </w:p>
-    <w:p>
-      <w:r>
-        <w:t>Följande fridlysta arter har sina livsmiljöer och växtplatser i den avverkningsanmälda skogen: talltita (NT, §4) och tretåig hackspett (NT, §4).</w:t>
-      </w:r>
-    </w:p>
-    <w:p>
-      <w:r>
-        <w:t xml:space="preserve">Observera att medlemsländerna är skyldiga att agera i enlighet med EU:s fågeldirektiv där det uttryckligen står att direktivet gäller för fåglar samt för deras ägg, bon och </w:t>
-      </w:r>
-      <w:r>
-        <w:rPr>
-          <w:b/>
-        </w:rPr>
-        <w:t xml:space="preserve">livsmiljöer </w:t>
-      </w:r>
-      <w:r>
-        <w:t>(artikel 1). Vidare att de åtgärder som vidtas inte får leda till en försämring av den nuvarande situationen beträffande bevarandet av de fågelarter som avses i artikel 1 (artikel 13). Fågeldirektivet är styrande för tillsynsansvariga myndigheters ärendehantering, ställningstaganden och beslutsfattande.</w:t>
-      </w:r>
-    </w:p>
-    <w:p>
-      <w:r>
-        <w:rPr>
-          <w:b/>
-        </w:rPr>
-        <w:t>Talltita (NT, §4)</w:t>
-      </w:r>
-      <w:r>
-        <w:t>, rödlistad som nära hotad och prioriterad art i Skogsvårdslagen, har häckningsrevir i anmälan. Arten har minskat kraftigt de senaste 30 åren och minskningstakten innevarande 10-årsperiod beräknas till 20 (10–30) %. Talltitan är synnerligen trogen sitt cirka 15 hektar stora revir och är beroende av flerskiktade olikåldriga skogar för att kunna föda upp sina ungar. Talltitan försvinner om dess livsmiljö kalavverkas (Eggers &amp; Low, 2014; Ekman, 1979; Griesser et al, 2007; Klein, 2020; Siffczyk et al, 2003; SLU Artdatabanken, 2021).</w:t>
-      </w:r>
-    </w:p>
-    <w:p>
-      <w:r>
-        <w:rPr>
-          <w:b/>
-        </w:rPr>
-        <w:t>Tretåig hackspett (NT, §4)</w:t>
-      </w:r>
-      <w:r>
-        <w:t xml:space="preserve"> är rödlistad som nära hotad och ingår i bilaga 1 i EU:s fågeldirektiv. Tretåig hackspett är för sin överlevnad beroende av kontinuerlig tillförsel av äldre döende och död ved, som sker genom naturliga självgallringsprocesser i äldre grannaturskogar och barrblandade naturskogar. Om en skog genom skogsbruk gallras eller glesas ur så upphör och uteblir i stort sett den naturliga självgallringsprocessen för mycket lång tid framöver vilket omöjliggör upprätthållandet av den kontinuerliga ekologiska funktionen i ett område. Det finns studier som visar att naturskogens självgallringsprocess som den tretåiga hackspetten är beroende av, inte kan ersättas med efterlämnad hänsyn i skogsbruket (Imbeau &amp; Desrochers, 2002). Storleken på häckningsreviret varierar med skogstypen, förekomsten av död ved och graden av fragmentering, men är i allmänhet i storleksordningen 25–100 hektar. Vintertid krävs ofta betydligt större områden och det finns studier som antyder att arten behöver minst 100 hektar äldre skog. I områden med låg bonitet kan det behövas över 200 hektar lämpligt habitat för att ett par ska kunna reproducera sig. Områden med dokumenterad permanent förekomst i naturskogsmiljöer har vanligen så stora naturvärden att skogsbruk är olämpligt. Tretåig hackspett är typisk art för </w:t>
-      </w:r>
-      <w:r>
-        <w:rPr>
-          <w:i/>
-        </w:rPr>
-        <w:t xml:space="preserve">9010 Taiga, 9740 Skogsbevuxen myr, 9030 Landhöjningsskog </w:t>
-      </w:r>
-      <w:r>
-        <w:t xml:space="preserve">och </w:t>
-      </w:r>
-      <w:r>
-        <w:rPr>
-          <w:i/>
-        </w:rPr>
-        <w:t>9040 Fjällbjörkskog</w:t>
-      </w:r>
-      <w:r>
-        <w:t xml:space="preserve"> (Skogsstyrelsen, 2016; SLU Artdatabanken, 2024).</w:t>
-      </w:r>
-    </w:p>
-    <w:p>
-      <w:r>
-        <w:t>I BILAGA 1 finns mer detaljerad information om ekologi samt krav på livsmiljö hos fridlysta arter.</w:t>
-      </w:r>
-    </w:p>
-    <w:p>
-      <w:pPr>
-        <w:pStyle w:val="Heading1"/>
-      </w:pPr>
-      <w:r>
         <w:t>Certifiering</w:t>
       </w:r>
     </w:p>
@@ -616,7 +590,7 @@
         <w:rPr>
           <w:i/>
         </w:rPr>
-        <w:t>I det avverkningsanmälda skogsområdet har 8 naturvårdsarter varav 7 rödlistade arter sina livsmiljöer och växtplatser.</w:t>
+        <w:t>I det avverkningsanmälda skogsområdet har 7 naturvårdsarter varav 6 rödlistade arter sina livsmiljöer och växtplatser.</w:t>
       </w:r>
     </w:p>
     <w:p>
@@ -1256,7 +1230,7 @@
 </file>
 
 <file path=word/endnotes.xml><?xml version="1.0" encoding="utf-8"?>
-<w:endnotes xmlns:wpc="http://schemas.microsoft.com/office/word/2010/wordprocessingCanvas" xmlns:cx="http://schemas.microsoft.com/office/drawing/2014/chartex" xmlns:cx1="http://schemas.microsoft.com/office/drawing/2015/9/8/chartex" xmlns:cx2="http://schemas.microsoft.com/office/drawing/2015/10/21/chartex" xmlns:cx3="http://schemas.microsoft.com/office/drawing/2016/5/9/chartex" xmlns:cx4="http://schemas.microsoft.com/office/drawing/2016/5/10/chartex" xmlns:cx5="http://schemas.microsoft.com/office/drawing/2016/5/11/chartex" xmlns:cx6="http://schemas.microsoft.com/office/drawing/2016/5/12/chartex" xmlns:cx7="http://schemas.microsoft.com/office/drawing/2016/5/13/chartex" xmlns:cx8="http://schemas.microsoft.com/office/drawing/2016/5/14/chartex" xmlns:mc="http://schemas.openxmlformats.org/markup-compatibility/2006" xmlns:aink="http://schemas.microsoft.com/office/drawing/2016/ink" xmlns:am3d="http://schemas.microsoft.com/office/drawing/2017/model3d" xmlns:o="urn:schemas-microsoft-com:office:office" xmlns:oel="http://schemas.microsoft.com/office/2019/extlst" xmlns:r="http://schemas.openxmlformats.org/officeDocument/2006/relationships" xmlns:m="http://schemas.openxmlformats.org/officeDocument/2006/math" xmlns:v="urn:schemas-microsoft-com:vml" xmlns:wp14="http://schemas.microsoft.com/office/word/2010/wordprocessingDrawing" xmlns:wp="http://schemas.openxmlformats.org/drawingml/2006/wordprocessingDrawing" xmlns:w10="urn:schemas-microsoft-com:office:word" xmlns:w="http://schemas.openxmlformats.org/wordprocessingml/2006/main" xmlns:w14="http://schemas.microsoft.com/office/word/2010/wordml" xmlns:w15="http://schemas.microsoft.com/office/word/2012/wordml" xmlns:w16cex="http://schemas.microsoft.com/office/word/2018/wordml/cex" xmlns:w16cid="http://schemas.microsoft.com/office/word/2016/wordml/cid" xmlns:w16="http://schemas.microsoft.com/office/word/2018/wordml" xmlns:w16sdtdh="http://schemas.microsoft.com/office/word/2020/wordml/sdtdatahash" xmlns:w16se="http://schemas.microsoft.com/office/word/2015/wordml/symex" xmlns:wpg="http://schemas.microsoft.com/office/word/2010/wordprocessingGroup" xmlns:wpi="http://schemas.microsoft.com/office/word/2010/wordprocessingInk" xmlns:wne="http://schemas.microsoft.com/office/word/2006/wordml" xmlns:wps="http://schemas.microsoft.com/office/word/2010/wordprocessingShape" mc:Ignorable="w14 w15 w16se w16cid w16 w16cex w16sdtdh wp14">
+<w:endnotes xmlns:wpc="http://schemas.microsoft.com/office/word/2010/wordprocessingCanvas" xmlns:cx="http://schemas.microsoft.com/office/drawing/2014/chartex" xmlns:cx1="http://schemas.microsoft.com/office/drawing/2015/9/8/chartex" xmlns:cx2="http://schemas.microsoft.com/office/drawing/2015/10/21/chartex" xmlns:cx3="http://schemas.microsoft.com/office/drawing/2016/5/9/chartex" xmlns:cx4="http://schemas.microsoft.com/office/drawing/2016/5/10/chartex" xmlns:cx5="http://schemas.microsoft.com/office/drawing/2016/5/11/chartex" xmlns:cx6="http://schemas.microsoft.com/office/drawing/2016/5/12/chartex" xmlns:cx7="http://schemas.microsoft.com/office/drawing/2016/5/13/chartex" xmlns:cx8="http://schemas.microsoft.com/office/drawing/2016/5/14/chartex" xmlns:mc="http://schemas.openxmlformats.org/markup-compatibility/2006" xmlns:aink="http://schemas.microsoft.com/office/drawing/2016/ink" xmlns:am3d="http://schemas.microsoft.com/office/drawing/2017/model3d" xmlns:o="urn:schemas-microsoft-com:office:office" xmlns:oel="http://schemas.microsoft.com/office/2019/extlst" xmlns:r="http://schemas.openxmlformats.org/officeDocument/2006/relationships" xmlns:m="http://schemas.openxmlformats.org/officeDocument/2006/math" xmlns:v="urn:schemas-microsoft-com:vml" xmlns:wp14="http://schemas.microsoft.com/office/word/2010/wordprocessingDrawing" xmlns:wp="http://schemas.openxmlformats.org/drawingml/2006/wordprocessingDrawing" xmlns:w10="urn:schemas-microsoft-com:office:word" xmlns:w="http://schemas.openxmlformats.org/wordprocessingml/2006/main" xmlns:w14="http://schemas.microsoft.com/office/word/2010/wordml" xmlns:w15="http://schemas.microsoft.com/office/word/2012/wordml" xmlns:w16cex="http://schemas.microsoft.com/office/word/2018/wordml/cex" xmlns:w16cid="http://schemas.microsoft.com/office/word/2016/wordml/cid" xmlns:w16="http://schemas.microsoft.com/office/word/2018/wordml" xmlns:w16du="http://schemas.microsoft.com/office/word/2023/wordml/word16du" xmlns:w16sdtdh="http://schemas.microsoft.com/office/word/2020/wordml/sdtdatahash" xmlns:w16sdtfl="http://schemas.microsoft.com/office/word/2024/wordml/sdtformatlock" xmlns:w16se="http://schemas.microsoft.com/office/word/2015/wordml/symex" xmlns:wpg="http://schemas.microsoft.com/office/word/2010/wordprocessingGroup" xmlns:wpi="http://schemas.microsoft.com/office/word/2010/wordprocessingInk" xmlns:wne="http://schemas.microsoft.com/office/word/2006/wordml" xmlns:wps="http://schemas.microsoft.com/office/word/2010/wordprocessingShape" mc:Ignorable="w14 w15 w16se w16cid w16 w16cex w16sdtdh w16sdtfl w16du wp14">
   <w:endnote w:type="separator" w:id="-1">
     <w:p>
       <w:pPr>
@@ -1281,7 +1255,7 @@
 </file>
 
 <file path=word/footer1.xml><?xml version="1.0" encoding="utf-8"?>
-<w:ftr xmlns:wpc="http://schemas.microsoft.com/office/word/2010/wordprocessingCanvas" xmlns:cx="http://schemas.microsoft.com/office/drawing/2014/chartex" xmlns:cx1="http://schemas.microsoft.com/office/drawing/2015/9/8/chartex" xmlns:cx2="http://schemas.microsoft.com/office/drawing/2015/10/21/chartex" xmlns:cx3="http://schemas.microsoft.com/office/drawing/2016/5/9/chartex" xmlns:cx4="http://schemas.microsoft.com/office/drawing/2016/5/10/chartex" xmlns:cx5="http://schemas.microsoft.com/office/drawing/2016/5/11/chartex" xmlns:cx6="http://schemas.microsoft.com/office/drawing/2016/5/12/chartex" xmlns:cx7="http://schemas.microsoft.com/office/drawing/2016/5/13/chartex" xmlns:cx8="http://schemas.microsoft.com/office/drawing/2016/5/14/chartex" xmlns:mc="http://schemas.openxmlformats.org/markup-compatibility/2006" xmlns:aink="http://schemas.microsoft.com/office/drawing/2016/ink" xmlns:am3d="http://schemas.microsoft.com/office/drawing/2017/model3d" xmlns:o="urn:schemas-microsoft-com:office:office" xmlns:oel="http://schemas.microsoft.com/office/2019/extlst" xmlns:r="http://schemas.openxmlformats.org/officeDocument/2006/relationships" xmlns:m="http://schemas.openxmlformats.org/officeDocument/2006/math" xmlns:v="urn:schemas-microsoft-com:vml" xmlns:wp14="http://schemas.microsoft.com/office/word/2010/wordprocessingDrawing" xmlns:wp="http://schemas.openxmlformats.org/drawingml/2006/wordprocessingDrawing" xmlns:w10="urn:schemas-microsoft-com:office:word" xmlns:w="http://schemas.openxmlformats.org/wordprocessingml/2006/main" xmlns:w14="http://schemas.microsoft.com/office/word/2010/wordml" xmlns:w15="http://schemas.microsoft.com/office/word/2012/wordml" xmlns:w16cex="http://schemas.microsoft.com/office/word/2018/wordml/cex" xmlns:w16cid="http://schemas.microsoft.com/office/word/2016/wordml/cid" xmlns:w16="http://schemas.microsoft.com/office/word/2018/wordml" xmlns:w16sdtdh="http://schemas.microsoft.com/office/word/2020/wordml/sdtdatahash" xmlns:w16se="http://schemas.microsoft.com/office/word/2015/wordml/symex" xmlns:wpg="http://schemas.microsoft.com/office/word/2010/wordprocessingGroup" xmlns:wpi="http://schemas.microsoft.com/office/word/2010/wordprocessingInk" xmlns:wne="http://schemas.microsoft.com/office/word/2006/wordml" xmlns:wps="http://schemas.microsoft.com/office/word/2010/wordprocessingShape" mc:Ignorable="w14 w15 w16se w16cid w16 w16cex w16sdtdh wp14">
+<w:ftr xmlns:wpc="http://schemas.microsoft.com/office/word/2010/wordprocessingCanvas" xmlns:cx="http://schemas.microsoft.com/office/drawing/2014/chartex" xmlns:cx1="http://schemas.microsoft.com/office/drawing/2015/9/8/chartex" xmlns:cx2="http://schemas.microsoft.com/office/drawing/2015/10/21/chartex" xmlns:cx3="http://schemas.microsoft.com/office/drawing/2016/5/9/chartex" xmlns:cx4="http://schemas.microsoft.com/office/drawing/2016/5/10/chartex" xmlns:cx5="http://schemas.microsoft.com/office/drawing/2016/5/11/chartex" xmlns:cx6="http://schemas.microsoft.com/office/drawing/2016/5/12/chartex" xmlns:cx7="http://schemas.microsoft.com/office/drawing/2016/5/13/chartex" xmlns:cx8="http://schemas.microsoft.com/office/drawing/2016/5/14/chartex" xmlns:mc="http://schemas.openxmlformats.org/markup-compatibility/2006" xmlns:aink="http://schemas.microsoft.com/office/drawing/2016/ink" xmlns:am3d="http://schemas.microsoft.com/office/drawing/2017/model3d" xmlns:o="urn:schemas-microsoft-com:office:office" xmlns:oel="http://schemas.microsoft.com/office/2019/extlst" xmlns:r="http://schemas.openxmlformats.org/officeDocument/2006/relationships" xmlns:m="http://schemas.openxmlformats.org/officeDocument/2006/math" xmlns:v="urn:schemas-microsoft-com:vml" xmlns:wp14="http://schemas.microsoft.com/office/word/2010/wordprocessingDrawing" xmlns:wp="http://schemas.openxmlformats.org/drawingml/2006/wordprocessingDrawing" xmlns:w10="urn:schemas-microsoft-com:office:word" xmlns:w="http://schemas.openxmlformats.org/wordprocessingml/2006/main" xmlns:w14="http://schemas.microsoft.com/office/word/2010/wordml" xmlns:w15="http://schemas.microsoft.com/office/word/2012/wordml" xmlns:w16cex="http://schemas.microsoft.com/office/word/2018/wordml/cex" xmlns:w16cid="http://schemas.microsoft.com/office/word/2016/wordml/cid" xmlns:w16="http://schemas.microsoft.com/office/word/2018/wordml" xmlns:w16du="http://schemas.microsoft.com/office/word/2023/wordml/word16du" xmlns:w16sdtdh="http://schemas.microsoft.com/office/word/2020/wordml/sdtdatahash" xmlns:w16sdtfl="http://schemas.microsoft.com/office/word/2024/wordml/sdtformatlock" xmlns:w16se="http://schemas.microsoft.com/office/word/2015/wordml/symex" xmlns:wpg="http://schemas.microsoft.com/office/word/2010/wordprocessingGroup" xmlns:wpi="http://schemas.microsoft.com/office/word/2010/wordprocessingInk" xmlns:wne="http://schemas.microsoft.com/office/word/2006/wordml" xmlns:wps="http://schemas.microsoft.com/office/word/2010/wordprocessingShape" mc:Ignorable="w14 w15 w16se w16cid w16 w16cex w16sdtdh w16sdtfl w16du wp14">
   <w:p>
     <w:pPr>
       <w:pStyle w:val="Footer"/>
@@ -1291,7 +1265,7 @@
 </file>
 
 <file path=word/footer2.xml><?xml version="1.0" encoding="utf-8"?>
-<w:ftr xmlns:wpc="http://schemas.microsoft.com/office/word/2010/wordprocessingCanvas" xmlns:cx="http://schemas.microsoft.com/office/drawing/2014/chartex" xmlns:cx1="http://schemas.microsoft.com/office/drawing/2015/9/8/chartex" xmlns:cx2="http://schemas.microsoft.com/office/drawing/2015/10/21/chartex" xmlns:cx3="http://schemas.microsoft.com/office/drawing/2016/5/9/chartex" xmlns:cx4="http://schemas.microsoft.com/office/drawing/2016/5/10/chartex" xmlns:cx5="http://schemas.microsoft.com/office/drawing/2016/5/11/chartex" xmlns:cx6="http://schemas.microsoft.com/office/drawing/2016/5/12/chartex" xmlns:cx7="http://schemas.microsoft.com/office/drawing/2016/5/13/chartex" xmlns:cx8="http://schemas.microsoft.com/office/drawing/2016/5/14/chartex" xmlns:mc="http://schemas.openxmlformats.org/markup-compatibility/2006" xmlns:aink="http://schemas.microsoft.com/office/drawing/2016/ink" xmlns:am3d="http://schemas.microsoft.com/office/drawing/2017/model3d" xmlns:o="urn:schemas-microsoft-com:office:office" xmlns:oel="http://schemas.microsoft.com/office/2019/extlst" xmlns:r="http://schemas.openxmlformats.org/officeDocument/2006/relationships" xmlns:m="http://schemas.openxmlformats.org/officeDocument/2006/math" xmlns:v="urn:schemas-microsoft-com:vml" xmlns:wp14="http://schemas.microsoft.com/office/word/2010/wordprocessingDrawing" xmlns:wp="http://schemas.openxmlformats.org/drawingml/2006/wordprocessingDrawing" xmlns:w10="urn:schemas-microsoft-com:office:word" xmlns:w="http://schemas.openxmlformats.org/wordprocessingml/2006/main" xmlns:w14="http://schemas.microsoft.com/office/word/2010/wordml" xmlns:w15="http://schemas.microsoft.com/office/word/2012/wordml" xmlns:w16cex="http://schemas.microsoft.com/office/word/2018/wordml/cex" xmlns:w16cid="http://schemas.microsoft.com/office/word/2016/wordml/cid" xmlns:w16="http://schemas.microsoft.com/office/word/2018/wordml" xmlns:w16sdtdh="http://schemas.microsoft.com/office/word/2020/wordml/sdtdatahash" xmlns:w16se="http://schemas.microsoft.com/office/word/2015/wordml/symex" xmlns:wpg="http://schemas.microsoft.com/office/word/2010/wordprocessingGroup" xmlns:wpi="http://schemas.microsoft.com/office/word/2010/wordprocessingInk" xmlns:wne="http://schemas.microsoft.com/office/word/2006/wordml" xmlns:wps="http://schemas.microsoft.com/office/word/2010/wordprocessingShape" mc:Ignorable="w14 w15 w16se w16cid w16 w16cex w16sdtdh wp14">
+<w:ftr xmlns:wpc="http://schemas.microsoft.com/office/word/2010/wordprocessingCanvas" xmlns:cx="http://schemas.microsoft.com/office/drawing/2014/chartex" xmlns:cx1="http://schemas.microsoft.com/office/drawing/2015/9/8/chartex" xmlns:cx2="http://schemas.microsoft.com/office/drawing/2015/10/21/chartex" xmlns:cx3="http://schemas.microsoft.com/office/drawing/2016/5/9/chartex" xmlns:cx4="http://schemas.microsoft.com/office/drawing/2016/5/10/chartex" xmlns:cx5="http://schemas.microsoft.com/office/drawing/2016/5/11/chartex" xmlns:cx6="http://schemas.microsoft.com/office/drawing/2016/5/12/chartex" xmlns:cx7="http://schemas.microsoft.com/office/drawing/2016/5/13/chartex" xmlns:cx8="http://schemas.microsoft.com/office/drawing/2016/5/14/chartex" xmlns:mc="http://schemas.openxmlformats.org/markup-compatibility/2006" xmlns:aink="http://schemas.microsoft.com/office/drawing/2016/ink" xmlns:am3d="http://schemas.microsoft.com/office/drawing/2017/model3d" xmlns:o="urn:schemas-microsoft-com:office:office" xmlns:oel="http://schemas.microsoft.com/office/2019/extlst" xmlns:r="http://schemas.openxmlformats.org/officeDocument/2006/relationships" xmlns:m="http://schemas.openxmlformats.org/officeDocument/2006/math" xmlns:v="urn:schemas-microsoft-com:vml" xmlns:wp14="http://schemas.microsoft.com/office/word/2010/wordprocessingDrawing" xmlns:wp="http://schemas.openxmlformats.org/drawingml/2006/wordprocessingDrawing" xmlns:w10="urn:schemas-microsoft-com:office:word" xmlns:w="http://schemas.openxmlformats.org/wordprocessingml/2006/main" xmlns:w14="http://schemas.microsoft.com/office/word/2010/wordml" xmlns:w15="http://schemas.microsoft.com/office/word/2012/wordml" xmlns:w16cex="http://schemas.microsoft.com/office/word/2018/wordml/cex" xmlns:w16cid="http://schemas.microsoft.com/office/word/2016/wordml/cid" xmlns:w16="http://schemas.microsoft.com/office/word/2018/wordml" xmlns:w16du="http://schemas.microsoft.com/office/word/2023/wordml/word16du" xmlns:w16sdtdh="http://schemas.microsoft.com/office/word/2020/wordml/sdtdatahash" xmlns:w16sdtfl="http://schemas.microsoft.com/office/word/2024/wordml/sdtformatlock" xmlns:w16se="http://schemas.microsoft.com/office/word/2015/wordml/symex" xmlns:wpg="http://schemas.microsoft.com/office/word/2010/wordprocessingGroup" xmlns:wpi="http://schemas.microsoft.com/office/word/2010/wordprocessingInk" xmlns:wne="http://schemas.microsoft.com/office/word/2006/wordml" xmlns:wps="http://schemas.microsoft.com/office/word/2010/wordprocessingShape" mc:Ignorable="w14 w15 w16se w16cid w16 w16cex w16sdtdh w16sdtfl w16du wp14">
   <w:p>
     <w:pPr>
       <w:pStyle w:val="Footer"/>
@@ -1301,7 +1275,7 @@
 </file>
 
 <file path=word/footer3.xml><?xml version="1.0" encoding="utf-8"?>
-<w:ftr xmlns:wpc="http://schemas.microsoft.com/office/word/2010/wordprocessingCanvas" xmlns:cx="http://schemas.microsoft.com/office/drawing/2014/chartex" xmlns:cx1="http://schemas.microsoft.com/office/drawing/2015/9/8/chartex" xmlns:cx2="http://schemas.microsoft.com/office/drawing/2015/10/21/chartex" xmlns:cx3="http://schemas.microsoft.com/office/drawing/2016/5/9/chartex" xmlns:cx4="http://schemas.microsoft.com/office/drawing/2016/5/10/chartex" xmlns:cx5="http://schemas.microsoft.com/office/drawing/2016/5/11/chartex" xmlns:cx6="http://schemas.microsoft.com/office/drawing/2016/5/12/chartex" xmlns:cx7="http://schemas.microsoft.com/office/drawing/2016/5/13/chartex" xmlns:cx8="http://schemas.microsoft.com/office/drawing/2016/5/14/chartex" xmlns:mc="http://schemas.openxmlformats.org/markup-compatibility/2006" xmlns:aink="http://schemas.microsoft.com/office/drawing/2016/ink" xmlns:am3d="http://schemas.microsoft.com/office/drawing/2017/model3d" xmlns:o="urn:schemas-microsoft-com:office:office" xmlns:oel="http://schemas.microsoft.com/office/2019/extlst" xmlns:r="http://schemas.openxmlformats.org/officeDocument/2006/relationships" xmlns:m="http://schemas.openxmlformats.org/officeDocument/2006/math" xmlns:v="urn:schemas-microsoft-com:vml" xmlns:wp14="http://schemas.microsoft.com/office/word/2010/wordprocessingDrawing" xmlns:wp="http://schemas.openxmlformats.org/drawingml/2006/wordprocessingDrawing" xmlns:w10="urn:schemas-microsoft-com:office:word" xmlns:w="http://schemas.openxmlformats.org/wordprocessingml/2006/main" xmlns:w14="http://schemas.microsoft.com/office/word/2010/wordml" xmlns:w15="http://schemas.microsoft.com/office/word/2012/wordml" xmlns:w16cex="http://schemas.microsoft.com/office/word/2018/wordml/cex" xmlns:w16cid="http://schemas.microsoft.com/office/word/2016/wordml/cid" xmlns:w16="http://schemas.microsoft.com/office/word/2018/wordml" xmlns:w16sdtdh="http://schemas.microsoft.com/office/word/2020/wordml/sdtdatahash" xmlns:w16se="http://schemas.microsoft.com/office/word/2015/wordml/symex" xmlns:wpg="http://schemas.microsoft.com/office/word/2010/wordprocessingGroup" xmlns:wpi="http://schemas.microsoft.com/office/word/2010/wordprocessingInk" xmlns:wne="http://schemas.microsoft.com/office/word/2006/wordml" xmlns:wps="http://schemas.microsoft.com/office/word/2010/wordprocessingShape" mc:Ignorable="w14 w15 w16se w16cid w16 w16cex w16sdtdh wp14">
+<w:ftr xmlns:wpc="http://schemas.microsoft.com/office/word/2010/wordprocessingCanvas" xmlns:cx="http://schemas.microsoft.com/office/drawing/2014/chartex" xmlns:cx1="http://schemas.microsoft.com/office/drawing/2015/9/8/chartex" xmlns:cx2="http://schemas.microsoft.com/office/drawing/2015/10/21/chartex" xmlns:cx3="http://schemas.microsoft.com/office/drawing/2016/5/9/chartex" xmlns:cx4="http://schemas.microsoft.com/office/drawing/2016/5/10/chartex" xmlns:cx5="http://schemas.microsoft.com/office/drawing/2016/5/11/chartex" xmlns:cx6="http://schemas.microsoft.com/office/drawing/2016/5/12/chartex" xmlns:cx7="http://schemas.microsoft.com/office/drawing/2016/5/13/chartex" xmlns:cx8="http://schemas.microsoft.com/office/drawing/2016/5/14/chartex" xmlns:mc="http://schemas.openxmlformats.org/markup-compatibility/2006" xmlns:aink="http://schemas.microsoft.com/office/drawing/2016/ink" xmlns:am3d="http://schemas.microsoft.com/office/drawing/2017/model3d" xmlns:o="urn:schemas-microsoft-com:office:office" xmlns:oel="http://schemas.microsoft.com/office/2019/extlst" xmlns:r="http://schemas.openxmlformats.org/officeDocument/2006/relationships" xmlns:m="http://schemas.openxmlformats.org/officeDocument/2006/math" xmlns:v="urn:schemas-microsoft-com:vml" xmlns:wp14="http://schemas.microsoft.com/office/word/2010/wordprocessingDrawing" xmlns:wp="http://schemas.openxmlformats.org/drawingml/2006/wordprocessingDrawing" xmlns:w10="urn:schemas-microsoft-com:office:word" xmlns:w="http://schemas.openxmlformats.org/wordprocessingml/2006/main" xmlns:w14="http://schemas.microsoft.com/office/word/2010/wordml" xmlns:w15="http://schemas.microsoft.com/office/word/2012/wordml" xmlns:w16cex="http://schemas.microsoft.com/office/word/2018/wordml/cex" xmlns:w16cid="http://schemas.microsoft.com/office/word/2016/wordml/cid" xmlns:w16="http://schemas.microsoft.com/office/word/2018/wordml" xmlns:w16du="http://schemas.microsoft.com/office/word/2023/wordml/word16du" xmlns:w16sdtdh="http://schemas.microsoft.com/office/word/2020/wordml/sdtdatahash" xmlns:w16sdtfl="http://schemas.microsoft.com/office/word/2024/wordml/sdtformatlock" xmlns:w16se="http://schemas.microsoft.com/office/word/2015/wordml/symex" xmlns:wpg="http://schemas.microsoft.com/office/word/2010/wordprocessingGroup" xmlns:wpi="http://schemas.microsoft.com/office/word/2010/wordprocessingInk" xmlns:wne="http://schemas.microsoft.com/office/word/2006/wordml" xmlns:wps="http://schemas.microsoft.com/office/word/2010/wordprocessingShape" mc:Ignorable="w14 w15 w16se w16cid w16 w16cex w16sdtdh w16sdtfl w16du wp14">
   <w:p>
     <w:pPr>
       <w:pStyle w:val="Footer"/>
@@ -1311,7 +1285,7 @@
 </file>
 
 <file path=word/footnotes.xml><?xml version="1.0" encoding="utf-8"?>
-<w:footnotes xmlns:wpc="http://schemas.microsoft.com/office/word/2010/wordprocessingCanvas" xmlns:cx="http://schemas.microsoft.com/office/drawing/2014/chartex" xmlns:cx1="http://schemas.microsoft.com/office/drawing/2015/9/8/chartex" xmlns:cx2="http://schemas.microsoft.com/office/drawing/2015/10/21/chartex" xmlns:cx3="http://schemas.microsoft.com/office/drawing/2016/5/9/chartex" xmlns:cx4="http://schemas.microsoft.com/office/drawing/2016/5/10/chartex" xmlns:cx5="http://schemas.microsoft.com/office/drawing/2016/5/11/chartex" xmlns:cx6="http://schemas.microsoft.com/office/drawing/2016/5/12/chartex" xmlns:cx7="http://schemas.microsoft.com/office/drawing/2016/5/13/chartex" xmlns:cx8="http://schemas.microsoft.com/office/drawing/2016/5/14/chartex" xmlns:mc="http://schemas.openxmlformats.org/markup-compatibility/2006" xmlns:aink="http://schemas.microsoft.com/office/drawing/2016/ink" xmlns:am3d="http://schemas.microsoft.com/office/drawing/2017/model3d" xmlns:o="urn:schemas-microsoft-com:office:office" xmlns:oel="http://schemas.microsoft.com/office/2019/extlst" xmlns:r="http://schemas.openxmlformats.org/officeDocument/2006/relationships" xmlns:m="http://schemas.openxmlformats.org/officeDocument/2006/math" xmlns:v="urn:schemas-microsoft-com:vml" xmlns:wp14="http://schemas.microsoft.com/office/word/2010/wordprocessingDrawing" xmlns:wp="http://schemas.openxmlformats.org/drawingml/2006/wordprocessingDrawing" xmlns:w10="urn:schemas-microsoft-com:office:word" xmlns:w="http://schemas.openxmlformats.org/wordprocessingml/2006/main" xmlns:w14="http://schemas.microsoft.com/office/word/2010/wordml" xmlns:w15="http://schemas.microsoft.com/office/word/2012/wordml" xmlns:w16cex="http://schemas.microsoft.com/office/word/2018/wordml/cex" xmlns:w16cid="http://schemas.microsoft.com/office/word/2016/wordml/cid" xmlns:w16="http://schemas.microsoft.com/office/word/2018/wordml" xmlns:w16sdtdh="http://schemas.microsoft.com/office/word/2020/wordml/sdtdatahash" xmlns:w16se="http://schemas.microsoft.com/office/word/2015/wordml/symex" xmlns:wpg="http://schemas.microsoft.com/office/word/2010/wordprocessingGroup" xmlns:wpi="http://schemas.microsoft.com/office/word/2010/wordprocessingInk" xmlns:wne="http://schemas.microsoft.com/office/word/2006/wordml" xmlns:wps="http://schemas.microsoft.com/office/word/2010/wordprocessingShape" mc:Ignorable="w14 w15 w16se w16cid w16 w16cex w16sdtdh wp14">
+<w:footnotes xmlns:wpc="http://schemas.microsoft.com/office/word/2010/wordprocessingCanvas" xmlns:cx="http://schemas.microsoft.com/office/drawing/2014/chartex" xmlns:cx1="http://schemas.microsoft.com/office/drawing/2015/9/8/chartex" xmlns:cx2="http://schemas.microsoft.com/office/drawing/2015/10/21/chartex" xmlns:cx3="http://schemas.microsoft.com/office/drawing/2016/5/9/chartex" xmlns:cx4="http://schemas.microsoft.com/office/drawing/2016/5/10/chartex" xmlns:cx5="http://schemas.microsoft.com/office/drawing/2016/5/11/chartex" xmlns:cx6="http://schemas.microsoft.com/office/drawing/2016/5/12/chartex" xmlns:cx7="http://schemas.microsoft.com/office/drawing/2016/5/13/chartex" xmlns:cx8="http://schemas.microsoft.com/office/drawing/2016/5/14/chartex" xmlns:mc="http://schemas.openxmlformats.org/markup-compatibility/2006" xmlns:aink="http://schemas.microsoft.com/office/drawing/2016/ink" xmlns:am3d="http://schemas.microsoft.com/office/drawing/2017/model3d" xmlns:o="urn:schemas-microsoft-com:office:office" xmlns:oel="http://schemas.microsoft.com/office/2019/extlst" xmlns:r="http://schemas.openxmlformats.org/officeDocument/2006/relationships" xmlns:m="http://schemas.openxmlformats.org/officeDocument/2006/math" xmlns:v="urn:schemas-microsoft-com:vml" xmlns:wp14="http://schemas.microsoft.com/office/word/2010/wordprocessingDrawing" xmlns:wp="http://schemas.openxmlformats.org/drawingml/2006/wordprocessingDrawing" xmlns:w10="urn:schemas-microsoft-com:office:word" xmlns:w="http://schemas.openxmlformats.org/wordprocessingml/2006/main" xmlns:w14="http://schemas.microsoft.com/office/word/2010/wordml" xmlns:w15="http://schemas.microsoft.com/office/word/2012/wordml" xmlns:w16cex="http://schemas.microsoft.com/office/word/2018/wordml/cex" xmlns:w16cid="http://schemas.microsoft.com/office/word/2016/wordml/cid" xmlns:w16="http://schemas.microsoft.com/office/word/2018/wordml" xmlns:w16du="http://schemas.microsoft.com/office/word/2023/wordml/word16du" xmlns:w16sdtdh="http://schemas.microsoft.com/office/word/2020/wordml/sdtdatahash" xmlns:w16sdtfl="http://schemas.microsoft.com/office/word/2024/wordml/sdtformatlock" xmlns:w16se="http://schemas.microsoft.com/office/word/2015/wordml/symex" xmlns:wpg="http://schemas.microsoft.com/office/word/2010/wordprocessingGroup" xmlns:wpi="http://schemas.microsoft.com/office/word/2010/wordprocessingInk" xmlns:wne="http://schemas.microsoft.com/office/word/2006/wordml" xmlns:wps="http://schemas.microsoft.com/office/word/2010/wordprocessingShape" mc:Ignorable="w14 w15 w16se w16cid w16 w16cex w16sdtdh w16sdtfl w16du wp14">
   <w:footnote w:type="separator" w:id="-1">
     <w:p>
       <w:pPr>
@@ -1336,7 +1310,7 @@
 </file>
 
 <file path=word/header1.xml><?xml version="1.0" encoding="utf-8"?>
-<w:hdr xmlns:wpc="http://schemas.microsoft.com/office/word/2010/wordprocessingCanvas" xmlns:cx="http://schemas.microsoft.com/office/drawing/2014/chartex" xmlns:cx1="http://schemas.microsoft.com/office/drawing/2015/9/8/chartex" xmlns:cx2="http://schemas.microsoft.com/office/drawing/2015/10/21/chartex" xmlns:cx3="http://schemas.microsoft.com/office/drawing/2016/5/9/chartex" xmlns:cx4="http://schemas.microsoft.com/office/drawing/2016/5/10/chartex" xmlns:cx5="http://schemas.microsoft.com/office/drawing/2016/5/11/chartex" xmlns:cx6="http://schemas.microsoft.com/office/drawing/2016/5/12/chartex" xmlns:cx7="http://schemas.microsoft.com/office/drawing/2016/5/13/chartex" xmlns:cx8="http://schemas.microsoft.com/office/drawing/2016/5/14/chartex" xmlns:mc="http://schemas.openxmlformats.org/markup-compatibility/2006" xmlns:aink="http://schemas.microsoft.com/office/drawing/2016/ink" xmlns:am3d="http://schemas.microsoft.com/office/drawing/2017/model3d" xmlns:o="urn:schemas-microsoft-com:office:office" xmlns:oel="http://schemas.microsoft.com/office/2019/extlst" xmlns:r="http://schemas.openxmlformats.org/officeDocument/2006/relationships" xmlns:m="http://schemas.openxmlformats.org/officeDocument/2006/math" xmlns:v="urn:schemas-microsoft-com:vml" xmlns:wp14="http://schemas.microsoft.com/office/word/2010/wordprocessingDrawing" xmlns:wp="http://schemas.openxmlformats.org/drawingml/2006/wordprocessingDrawing" xmlns:w10="urn:schemas-microsoft-com:office:word" xmlns:w="http://schemas.openxmlformats.org/wordprocessingml/2006/main" xmlns:w14="http://schemas.microsoft.com/office/word/2010/wordml" xmlns:w15="http://schemas.microsoft.com/office/word/2012/wordml" xmlns:w16cex="http://schemas.microsoft.com/office/word/2018/wordml/cex" xmlns:w16cid="http://schemas.microsoft.com/office/word/2016/wordml/cid" xmlns:w16="http://schemas.microsoft.com/office/word/2018/wordml" xmlns:w16sdtdh="http://schemas.microsoft.com/office/word/2020/wordml/sdtdatahash" xmlns:w16se="http://schemas.microsoft.com/office/word/2015/wordml/symex" xmlns:wpg="http://schemas.microsoft.com/office/word/2010/wordprocessingGroup" xmlns:wpi="http://schemas.microsoft.com/office/word/2010/wordprocessingInk" xmlns:wne="http://schemas.microsoft.com/office/word/2006/wordml" xmlns:wps="http://schemas.microsoft.com/office/word/2010/wordprocessingShape" mc:Ignorable="w14 w15 w16se w16cid w16 w16cex w16sdtdh wp14">
+<w:hdr xmlns:wpc="http://schemas.microsoft.com/office/word/2010/wordprocessingCanvas" xmlns:cx="http://schemas.microsoft.com/office/drawing/2014/chartex" xmlns:cx1="http://schemas.microsoft.com/office/drawing/2015/9/8/chartex" xmlns:cx2="http://schemas.microsoft.com/office/drawing/2015/10/21/chartex" xmlns:cx3="http://schemas.microsoft.com/office/drawing/2016/5/9/chartex" xmlns:cx4="http://schemas.microsoft.com/office/drawing/2016/5/10/chartex" xmlns:cx5="http://schemas.microsoft.com/office/drawing/2016/5/11/chartex" xmlns:cx6="http://schemas.microsoft.com/office/drawing/2016/5/12/chartex" xmlns:cx7="http://schemas.microsoft.com/office/drawing/2016/5/13/chartex" xmlns:cx8="http://schemas.microsoft.com/office/drawing/2016/5/14/chartex" xmlns:mc="http://schemas.openxmlformats.org/markup-compatibility/2006" xmlns:aink="http://schemas.microsoft.com/office/drawing/2016/ink" xmlns:am3d="http://schemas.microsoft.com/office/drawing/2017/model3d" xmlns:o="urn:schemas-microsoft-com:office:office" xmlns:oel="http://schemas.microsoft.com/office/2019/extlst" xmlns:r="http://schemas.openxmlformats.org/officeDocument/2006/relationships" xmlns:m="http://schemas.openxmlformats.org/officeDocument/2006/math" xmlns:v="urn:schemas-microsoft-com:vml" xmlns:wp14="http://schemas.microsoft.com/office/word/2010/wordprocessingDrawing" xmlns:wp="http://schemas.openxmlformats.org/drawingml/2006/wordprocessingDrawing" xmlns:w10="urn:schemas-microsoft-com:office:word" xmlns:w="http://schemas.openxmlformats.org/wordprocessingml/2006/main" xmlns:w14="http://schemas.microsoft.com/office/word/2010/wordml" xmlns:w15="http://schemas.microsoft.com/office/word/2012/wordml" xmlns:w16cex="http://schemas.microsoft.com/office/word/2018/wordml/cex" xmlns:w16cid="http://schemas.microsoft.com/office/word/2016/wordml/cid" xmlns:w16="http://schemas.microsoft.com/office/word/2018/wordml" xmlns:w16du="http://schemas.microsoft.com/office/word/2023/wordml/word16du" xmlns:w16sdtdh="http://schemas.microsoft.com/office/word/2020/wordml/sdtdatahash" xmlns:w16sdtfl="http://schemas.microsoft.com/office/word/2024/wordml/sdtformatlock" xmlns:w16se="http://schemas.microsoft.com/office/word/2015/wordml/symex" xmlns:wpg="http://schemas.microsoft.com/office/word/2010/wordprocessingGroup" xmlns:wpi="http://schemas.microsoft.com/office/word/2010/wordprocessingInk" xmlns:wne="http://schemas.microsoft.com/office/word/2006/wordml" xmlns:wps="http://schemas.microsoft.com/office/word/2010/wordprocessingShape" mc:Ignorable="w14 w15 w16se w16cid w16 w16cex w16sdtdh w16sdtfl w16du wp14">
   <w:p>
     <w:pPr>
       <w:pStyle w:val="Header"/>
@@ -1346,7 +1320,7 @@
 </file>
 
 <file path=word/header2.xml><?xml version="1.0" encoding="utf-8"?>
-<w:hdr xmlns:wpc="http://schemas.microsoft.com/office/word/2010/wordprocessingCanvas" xmlns:cx="http://schemas.microsoft.com/office/drawing/2014/chartex" xmlns:cx1="http://schemas.microsoft.com/office/drawing/2015/9/8/chartex" xmlns:cx2="http://schemas.microsoft.com/office/drawing/2015/10/21/chartex" xmlns:cx3="http://schemas.microsoft.com/office/drawing/2016/5/9/chartex" xmlns:cx4="http://schemas.microsoft.com/office/drawing/2016/5/10/chartex" xmlns:cx5="http://schemas.microsoft.com/office/drawing/2016/5/11/chartex" xmlns:cx6="http://schemas.microsoft.com/office/drawing/2016/5/12/chartex" xmlns:cx7="http://schemas.microsoft.com/office/drawing/2016/5/13/chartex" xmlns:cx8="http://schemas.microsoft.com/office/drawing/2016/5/14/chartex" xmlns:mc="http://schemas.openxmlformats.org/markup-compatibility/2006" xmlns:aink="http://schemas.microsoft.com/office/drawing/2016/ink" xmlns:am3d="http://schemas.microsoft.com/office/drawing/2017/model3d" xmlns:o="urn:schemas-microsoft-com:office:office" xmlns:oel="http://schemas.microsoft.com/office/2019/extlst" xmlns:r="http://schemas.openxmlformats.org/officeDocument/2006/relationships" xmlns:m="http://schemas.openxmlformats.org/officeDocument/2006/math" xmlns:v="urn:schemas-microsoft-com:vml" xmlns:wp14="http://schemas.microsoft.com/office/word/2010/wordprocessingDrawing" xmlns:wp="http://schemas.openxmlformats.org/drawingml/2006/wordprocessingDrawing" xmlns:w10="urn:schemas-microsoft-com:office:word" xmlns:w="http://schemas.openxmlformats.org/wordprocessingml/2006/main" xmlns:w14="http://schemas.microsoft.com/office/word/2010/wordml" xmlns:w15="http://schemas.microsoft.com/office/word/2012/wordml" xmlns:w16cex="http://schemas.microsoft.com/office/word/2018/wordml/cex" xmlns:w16cid="http://schemas.microsoft.com/office/word/2016/wordml/cid" xmlns:w16="http://schemas.microsoft.com/office/word/2018/wordml" xmlns:w16sdtdh="http://schemas.microsoft.com/office/word/2020/wordml/sdtdatahash" xmlns:w16se="http://schemas.microsoft.com/office/word/2015/wordml/symex" xmlns:wpg="http://schemas.microsoft.com/office/word/2010/wordprocessingGroup" xmlns:wpi="http://schemas.microsoft.com/office/word/2010/wordprocessingInk" xmlns:wne="http://schemas.microsoft.com/office/word/2006/wordml" xmlns:wps="http://schemas.microsoft.com/office/word/2010/wordprocessingShape" mc:Ignorable="w14 w15 w16se w16cid w16 w16cex w16sdtdh wp14">
+<w:hdr xmlns:wpc="http://schemas.microsoft.com/office/word/2010/wordprocessingCanvas" xmlns:cx="http://schemas.microsoft.com/office/drawing/2014/chartex" xmlns:cx1="http://schemas.microsoft.com/office/drawing/2015/9/8/chartex" xmlns:cx2="http://schemas.microsoft.com/office/drawing/2015/10/21/chartex" xmlns:cx3="http://schemas.microsoft.com/office/drawing/2016/5/9/chartex" xmlns:cx4="http://schemas.microsoft.com/office/drawing/2016/5/10/chartex" xmlns:cx5="http://schemas.microsoft.com/office/drawing/2016/5/11/chartex" xmlns:cx6="http://schemas.microsoft.com/office/drawing/2016/5/12/chartex" xmlns:cx7="http://schemas.microsoft.com/office/drawing/2016/5/13/chartex" xmlns:cx8="http://schemas.microsoft.com/office/drawing/2016/5/14/chartex" xmlns:mc="http://schemas.openxmlformats.org/markup-compatibility/2006" xmlns:aink="http://schemas.microsoft.com/office/drawing/2016/ink" xmlns:am3d="http://schemas.microsoft.com/office/drawing/2017/model3d" xmlns:o="urn:schemas-microsoft-com:office:office" xmlns:oel="http://schemas.microsoft.com/office/2019/extlst" xmlns:r="http://schemas.openxmlformats.org/officeDocument/2006/relationships" xmlns:m="http://schemas.openxmlformats.org/officeDocument/2006/math" xmlns:v="urn:schemas-microsoft-com:vml" xmlns:wp14="http://schemas.microsoft.com/office/word/2010/wordprocessingDrawing" xmlns:wp="http://schemas.openxmlformats.org/drawingml/2006/wordprocessingDrawing" xmlns:w10="urn:schemas-microsoft-com:office:word" xmlns:w="http://schemas.openxmlformats.org/wordprocessingml/2006/main" xmlns:w14="http://schemas.microsoft.com/office/word/2010/wordml" xmlns:w15="http://schemas.microsoft.com/office/word/2012/wordml" xmlns:w16cex="http://schemas.microsoft.com/office/word/2018/wordml/cex" xmlns:w16cid="http://schemas.microsoft.com/office/word/2016/wordml/cid" xmlns:w16="http://schemas.microsoft.com/office/word/2018/wordml" xmlns:w16du="http://schemas.microsoft.com/office/word/2023/wordml/word16du" xmlns:w16sdtdh="http://schemas.microsoft.com/office/word/2020/wordml/sdtdatahash" xmlns:w16sdtfl="http://schemas.microsoft.com/office/word/2024/wordml/sdtformatlock" xmlns:w16se="http://schemas.microsoft.com/office/word/2015/wordml/symex" xmlns:wpg="http://schemas.microsoft.com/office/word/2010/wordprocessingGroup" xmlns:wpi="http://schemas.microsoft.com/office/word/2010/wordprocessingInk" xmlns:wne="http://schemas.microsoft.com/office/word/2006/wordml" xmlns:wps="http://schemas.microsoft.com/office/word/2010/wordprocessingShape" mc:Ignorable="w14 w15 w16se w16cid w16 w16cex w16sdtdh w16sdtfl w16du wp14">
   <w:p>
     <w:pPr>
       <w:pStyle w:val="Header"/>
@@ -1357,7 +1331,7 @@
 </file>
 
 <file path=word/header3.xml><?xml version="1.0" encoding="utf-8"?>
-<w:hdr xmlns:wpc="http://schemas.microsoft.com/office/word/2010/wordprocessingCanvas" xmlns:cx="http://schemas.microsoft.com/office/drawing/2014/chartex" xmlns:cx1="http://schemas.microsoft.com/office/drawing/2015/9/8/chartex" xmlns:cx2="http://schemas.microsoft.com/office/drawing/2015/10/21/chartex" xmlns:cx3="http://schemas.microsoft.com/office/drawing/2016/5/9/chartex" xmlns:cx4="http://schemas.microsoft.com/office/drawing/2016/5/10/chartex" xmlns:cx5="http://schemas.microsoft.com/office/drawing/2016/5/11/chartex" xmlns:cx6="http://schemas.microsoft.com/office/drawing/2016/5/12/chartex" xmlns:cx7="http://schemas.microsoft.com/office/drawing/2016/5/13/chartex" xmlns:cx8="http://schemas.microsoft.com/office/drawing/2016/5/14/chartex" xmlns:mc="http://schemas.openxmlformats.org/markup-compatibility/2006" xmlns:aink="http://schemas.microsoft.com/office/drawing/2016/ink" xmlns:am3d="http://schemas.microsoft.com/office/drawing/2017/model3d" xmlns:o="urn:schemas-microsoft-com:office:office" xmlns:oel="http://schemas.microsoft.com/office/2019/extlst" xmlns:r="http://schemas.openxmlformats.org/officeDocument/2006/relationships" xmlns:m="http://schemas.openxmlformats.org/officeDocument/2006/math" xmlns:v="urn:schemas-microsoft-com:vml" xmlns:wp14="http://schemas.microsoft.com/office/word/2010/wordprocessingDrawing" xmlns:wp="http://schemas.openxmlformats.org/drawingml/2006/wordprocessingDrawing" xmlns:w10="urn:schemas-microsoft-com:office:word" xmlns:w="http://schemas.openxmlformats.org/wordprocessingml/2006/main" xmlns:w14="http://schemas.microsoft.com/office/word/2010/wordml" xmlns:w15="http://schemas.microsoft.com/office/word/2012/wordml" xmlns:w16cex="http://schemas.microsoft.com/office/word/2018/wordml/cex" xmlns:w16cid="http://schemas.microsoft.com/office/word/2016/wordml/cid" xmlns:w16="http://schemas.microsoft.com/office/word/2018/wordml" xmlns:w16sdtdh="http://schemas.microsoft.com/office/word/2020/wordml/sdtdatahash" xmlns:w16se="http://schemas.microsoft.com/office/word/2015/wordml/symex" xmlns:wpg="http://schemas.microsoft.com/office/word/2010/wordprocessingGroup" xmlns:wpi="http://schemas.microsoft.com/office/word/2010/wordprocessingInk" xmlns:wne="http://schemas.microsoft.com/office/word/2006/wordml" xmlns:wps="http://schemas.microsoft.com/office/word/2010/wordprocessingShape" mc:Ignorable="w14 w15 w16se w16cid w16 w16cex w16sdtdh wp14">
+<w:hdr xmlns:wpc="http://schemas.microsoft.com/office/word/2010/wordprocessingCanvas" xmlns:cx="http://schemas.microsoft.com/office/drawing/2014/chartex" xmlns:cx1="http://schemas.microsoft.com/office/drawing/2015/9/8/chartex" xmlns:cx2="http://schemas.microsoft.com/office/drawing/2015/10/21/chartex" xmlns:cx3="http://schemas.microsoft.com/office/drawing/2016/5/9/chartex" xmlns:cx4="http://schemas.microsoft.com/office/drawing/2016/5/10/chartex" xmlns:cx5="http://schemas.microsoft.com/office/drawing/2016/5/11/chartex" xmlns:cx6="http://schemas.microsoft.com/office/drawing/2016/5/12/chartex" xmlns:cx7="http://schemas.microsoft.com/office/drawing/2016/5/13/chartex" xmlns:cx8="http://schemas.microsoft.com/office/drawing/2016/5/14/chartex" xmlns:mc="http://schemas.openxmlformats.org/markup-compatibility/2006" xmlns:aink="http://schemas.microsoft.com/office/drawing/2016/ink" xmlns:am3d="http://schemas.microsoft.com/office/drawing/2017/model3d" xmlns:o="urn:schemas-microsoft-com:office:office" xmlns:oel="http://schemas.microsoft.com/office/2019/extlst" xmlns:r="http://schemas.openxmlformats.org/officeDocument/2006/relationships" xmlns:m="http://schemas.openxmlformats.org/officeDocument/2006/math" xmlns:v="urn:schemas-microsoft-com:vml" xmlns:wp14="http://schemas.microsoft.com/office/word/2010/wordprocessingDrawing" xmlns:wp="http://schemas.openxmlformats.org/drawingml/2006/wordprocessingDrawing" xmlns:w10="urn:schemas-microsoft-com:office:word" xmlns:w="http://schemas.openxmlformats.org/wordprocessingml/2006/main" xmlns:w14="http://schemas.microsoft.com/office/word/2010/wordml" xmlns:w15="http://schemas.microsoft.com/office/word/2012/wordml" xmlns:w16cex="http://schemas.microsoft.com/office/word/2018/wordml/cex" xmlns:w16cid="http://schemas.microsoft.com/office/word/2016/wordml/cid" xmlns:w16="http://schemas.microsoft.com/office/word/2018/wordml" xmlns:w16du="http://schemas.microsoft.com/office/word/2023/wordml/word16du" xmlns:w16sdtdh="http://schemas.microsoft.com/office/word/2020/wordml/sdtdatahash" xmlns:w16sdtfl="http://schemas.microsoft.com/office/word/2024/wordml/sdtformatlock" xmlns:w16se="http://schemas.microsoft.com/office/word/2015/wordml/symex" xmlns:wpg="http://schemas.microsoft.com/office/word/2010/wordprocessingGroup" xmlns:wpi="http://schemas.microsoft.com/office/word/2010/wordprocessingInk" xmlns:wne="http://schemas.microsoft.com/office/word/2006/wordml" xmlns:wps="http://schemas.microsoft.com/office/word/2010/wordprocessingShape" mc:Ignorable="w14 w15 w16se w16cid w16 w16cex w16sdtdh w16sdtfl w16du wp14">
   <w:p>
     <w:pPr>
       <w:pStyle w:val="Header"/>
@@ -1366,7 +1340,7 @@
     <w:r>
       <w:tab/>
       <w:tab/>
-      <w:t>2026-06-17</w:t>
+      <w:t>2026-06-18</w:t>
       <w:br/>
       <w:br/>
     </w:r>
@@ -1383,7 +1357,7 @@
 </file>
 
 <file path=word/numbering.xml><?xml version="1.0" encoding="utf-8"?>
-<w:numbering xmlns:wpc="http://schemas.microsoft.com/office/word/2010/wordprocessingCanvas" xmlns:cx="http://schemas.microsoft.com/office/drawing/2014/chartex" xmlns:cx1="http://schemas.microsoft.com/office/drawing/2015/9/8/chartex" xmlns:cx2="http://schemas.microsoft.com/office/drawing/2015/10/21/chartex" xmlns:cx3="http://schemas.microsoft.com/office/drawing/2016/5/9/chartex" xmlns:cx4="http://schemas.microsoft.com/office/drawing/2016/5/10/chartex" xmlns:cx5="http://schemas.microsoft.com/office/drawing/2016/5/11/chartex" xmlns:cx6="http://schemas.microsoft.com/office/drawing/2016/5/12/chartex" xmlns:cx7="http://schemas.microsoft.com/office/drawing/2016/5/13/chartex" xmlns:cx8="http://schemas.microsoft.com/office/drawing/2016/5/14/chartex" xmlns:mc="http://schemas.openxmlformats.org/markup-compatibility/2006" xmlns:aink="http://schemas.microsoft.com/office/drawing/2016/ink" xmlns:am3d="http://schemas.microsoft.com/office/drawing/2017/model3d" xmlns:o="urn:schemas-microsoft-com:office:office" xmlns:oel="http://schemas.microsoft.com/office/2019/extlst" xmlns:r="http://schemas.openxmlformats.org/officeDocument/2006/relationships" xmlns:m="http://schemas.openxmlformats.org/officeDocument/2006/math" xmlns:v="urn:schemas-microsoft-com:vml" xmlns:wp14="http://schemas.microsoft.com/office/word/2010/wordprocessingDrawing" xmlns:wp="http://schemas.openxmlformats.org/drawingml/2006/wordprocessingDrawing" xmlns:w10="urn:schemas-microsoft-com:office:word" xmlns:w="http://schemas.openxmlformats.org/wordprocessingml/2006/main" xmlns:w14="http://schemas.microsoft.com/office/word/2010/wordml" xmlns:w15="http://schemas.microsoft.com/office/word/2012/wordml" xmlns:w16cex="http://schemas.microsoft.com/office/word/2018/wordml/cex" xmlns:w16cid="http://schemas.microsoft.com/office/word/2016/wordml/cid" xmlns:w16="http://schemas.microsoft.com/office/word/2018/wordml" xmlns:w16sdtdh="http://schemas.microsoft.com/office/word/2020/wordml/sdtdatahash" xmlns:w16se="http://schemas.microsoft.com/office/word/2015/wordml/symex" xmlns:wpg="http://schemas.microsoft.com/office/word/2010/wordprocessingGroup" xmlns:wpi="http://schemas.microsoft.com/office/word/2010/wordprocessingInk" xmlns:wne="http://schemas.microsoft.com/office/word/2006/wordml" xmlns:wps="http://schemas.microsoft.com/office/word/2010/wordprocessingShape" mc:Ignorable="w14 w15 w16se w16cid w16 w16cex w16sdtdh wp14">
+<w:numbering xmlns:wpc="http://schemas.microsoft.com/office/word/2010/wordprocessingCanvas" xmlns:cx="http://schemas.microsoft.com/office/drawing/2014/chartex" xmlns:cx1="http://schemas.microsoft.com/office/drawing/2015/9/8/chartex" xmlns:cx2="http://schemas.microsoft.com/office/drawing/2015/10/21/chartex" xmlns:cx3="http://schemas.microsoft.com/office/drawing/2016/5/9/chartex" xmlns:cx4="http://schemas.microsoft.com/office/drawing/2016/5/10/chartex" xmlns:cx5="http://schemas.microsoft.com/office/drawing/2016/5/11/chartex" xmlns:cx6="http://schemas.microsoft.com/office/drawing/2016/5/12/chartex" xmlns:cx7="http://schemas.microsoft.com/office/drawing/2016/5/13/chartex" xmlns:cx8="http://schemas.microsoft.com/office/drawing/2016/5/14/chartex" xmlns:mc="http://schemas.openxmlformats.org/markup-compatibility/2006" xmlns:aink="http://schemas.microsoft.com/office/drawing/2016/ink" xmlns:am3d="http://schemas.microsoft.com/office/drawing/2017/model3d" xmlns:o="urn:schemas-microsoft-com:office:office" xmlns:oel="http://schemas.microsoft.com/office/2019/extlst" xmlns:r="http://schemas.openxmlformats.org/officeDocument/2006/relationships" xmlns:m="http://schemas.openxmlformats.org/officeDocument/2006/math" xmlns:v="urn:schemas-microsoft-com:vml" xmlns:wp14="http://schemas.microsoft.com/office/word/2010/wordprocessingDrawing" xmlns:wp="http://schemas.openxmlformats.org/drawingml/2006/wordprocessingDrawing" xmlns:w10="urn:schemas-microsoft-com:office:word" xmlns:w="http://schemas.openxmlformats.org/wordprocessingml/2006/main" xmlns:w14="http://schemas.microsoft.com/office/word/2010/wordml" xmlns:w15="http://schemas.microsoft.com/office/word/2012/wordml" xmlns:w16cex="http://schemas.microsoft.com/office/word/2018/wordml/cex" xmlns:w16cid="http://schemas.microsoft.com/office/word/2016/wordml/cid" xmlns:w16="http://schemas.microsoft.com/office/word/2018/wordml" xmlns:w16du="http://schemas.microsoft.com/office/word/2023/wordml/word16du" xmlns:w16sdtdh="http://schemas.microsoft.com/office/word/2020/wordml/sdtdatahash" xmlns:w16sdtfl="http://schemas.microsoft.com/office/word/2024/wordml/sdtformatlock" xmlns:w16se="http://schemas.microsoft.com/office/word/2015/wordml/symex" xmlns:wpg="http://schemas.microsoft.com/office/word/2010/wordprocessingGroup" xmlns:wpi="http://schemas.microsoft.com/office/word/2010/wordprocessingInk" xmlns:wne="http://schemas.microsoft.com/office/word/2006/wordml" xmlns:wps="http://schemas.microsoft.com/office/word/2010/wordprocessingShape" mc:Ignorable="w14 w15 w16se w16cid w16 w16cex w16sdtdh w16sdtfl w16du wp14">
   <w:abstractNum w:abstractNumId="0" w15:restartNumberingAfterBreak="0">
     <w:nsid w:val="FFFFFF7C"/>
     <w:multiLevelType w:val="singleLevel"/>
@@ -1586,7 +1560,7 @@
 </file>
 
 <file path=word/styles.xml><?xml version="1.0" encoding="utf-8"?>
-<w:styles xmlns:mc="http://schemas.openxmlformats.org/markup-compatibility/2006" xmlns:r="http://schemas.openxmlformats.org/officeDocument/2006/relationships" xmlns:w="http://schemas.openxmlformats.org/wordprocessingml/2006/main" xmlns:w14="http://schemas.microsoft.com/office/word/2010/wordml" xmlns:w15="http://schemas.microsoft.com/office/word/2012/wordml" xmlns:w16cex="http://schemas.microsoft.com/office/word/2018/wordml/cex" xmlns:w16cid="http://schemas.microsoft.com/office/word/2016/wordml/cid" xmlns:w16="http://schemas.microsoft.com/office/word/2018/wordml" xmlns:w16sdtdh="http://schemas.microsoft.com/office/word/2020/wordml/sdtdatahash" xmlns:w16se="http://schemas.microsoft.com/office/word/2015/wordml/symex" mc:Ignorable="w14 w15 w16se w16cid w16 w16cex w16sdtdh">
+<w:styles xmlns:mc="http://schemas.openxmlformats.org/markup-compatibility/2006" xmlns:r="http://schemas.openxmlformats.org/officeDocument/2006/relationships" xmlns:w="http://schemas.openxmlformats.org/wordprocessingml/2006/main" xmlns:w14="http://schemas.microsoft.com/office/word/2010/wordml" xmlns:w15="http://schemas.microsoft.com/office/word/2012/wordml" xmlns:w16cex="http://schemas.microsoft.com/office/word/2018/wordml/cex" xmlns:w16cid="http://schemas.microsoft.com/office/word/2016/wordml/cid" xmlns:w16="http://schemas.microsoft.com/office/word/2018/wordml" xmlns:w16du="http://schemas.microsoft.com/office/word/2023/wordml/word16du" xmlns:w16sdtdh="http://schemas.microsoft.com/office/word/2020/wordml/sdtdatahash" xmlns:w16sdtfl="http://schemas.microsoft.com/office/word/2024/wordml/sdtformatlock" xmlns:w16se="http://schemas.microsoft.com/office/word/2015/wordml/symex" mc:Ignorable="w14 w15 w16se w16cid w16 w16cex w16sdtdh w16sdtfl w16du">
   <w:docDefaults>
     <w:rPrDefault>
       <w:rPr>
@@ -2344,7 +2318,7 @@
     <w:link w:val="TitleChar"/>
     <w:uiPriority w:val="10"/>
     <w:qFormat/>
-    <w:rsid w:val="007106C8"/>
+    <w:rsid w:val="00E854FA"/>
     <w:pPr>
       <w:spacing w:after="300" w:line="240" w:lineRule="auto"/>
       <w:contextualSpacing/>
@@ -2354,7 +2328,7 @@
       <w:rFonts w:eastAsiaTheme="majorEastAsia" w:cstheme="majorBidi"/>
       <w:spacing w:val="5"/>
       <w:kern w:val="28"/>
-      <w:sz w:val="52"/>
+      <w:sz w:val="40"/>
       <w:szCs w:val="52"/>
       <w:lang w:val="sv-SE" w:eastAsia="en-US" w:bidi="ar-SA"/>
     </w:rPr>
@@ -2364,12 +2338,12 @@
     <w:basedOn w:val="DefaultParagraphFont"/>
     <w:link w:val="Title"/>
     <w:uiPriority w:val="10"/>
-    <w:rsid w:val="007106C8"/>
+    <w:rsid w:val="00E854FA"/>
     <w:rPr>
       <w:rFonts w:ascii="Times New Roman" w:eastAsiaTheme="majorEastAsia" w:hAnsi="Times New Roman" w:cstheme="majorBidi"/>
       <w:spacing w:val="5"/>
       <w:kern w:val="28"/>
-      <w:sz w:val="52"/>
+      <w:sz w:val="40"/>
       <w:szCs w:val="52"/>
       <w:lang w:val="sv-SE" w:eastAsia="en-US" w:bidi="ar-SA"/>
     </w:rPr>

--- a/klagomål/A 3894-2026 FSC-klagomål.docx
+++ b/klagomål/A 3894-2026 FSC-klagomål.docx
@@ -1340,7 +1340,7 @@
     <w:r>
       <w:tab/>
       <w:tab/>
-      <w:t>2026-06-18</w:t>
+      <w:t>2026-06-19</w:t>
       <w:br/>
       <w:br/>
     </w:r>

--- a/klagomål/A 3894-2026 FSC-klagomål.docx
+++ b/klagomål/A 3894-2026 FSC-klagomål.docx
@@ -1340,7 +1340,7 @@
     <w:r>
       <w:tab/>
       <w:tab/>
-      <w:t>2026-06-19</w:t>
+      <w:t>2026-06-20</w:t>
       <w:br/>
       <w:br/>
     </w:r>

--- a/klagomål/A 3894-2026 FSC-klagomål.docx
+++ b/klagomål/A 3894-2026 FSC-klagomål.docx
@@ -168,38 +168,7 @@
     </w:p>
     <w:p>
       <w:r>
-        <w:t>Detta dokument behandlar höga naturvärden i avverkningsanmälan A 3894-2026 i Östersunds kommun som inkom 2026-01-21 och omfattar 3,5 ha.</w:t>
-      </w:r>
-    </w:p>
-    <w:p>
-      <w:r>
-        <w:t>Nedan presenteras fynd av naturvårdsarter och fridlysta arter som gjorts i det avverkningsanmälda området, samt relevanta utdrag ur standarderna för FSC, Chain of Custody, Controlled Wood och PEFC. I BILAGA 1 finns artfakta om fridlysta och rödlistade arter.</w:t>
-      </w:r>
-    </w:p>
-    <w:p>
-      <w:r>
-        <w:t>Vi förväntar oss att ni återkommer med ett skriftligt svar på vårt klagomål och även beskriver vilka korrigerande åtgärder ni satt in för att rätta till identifierade brister i er efterlevnad av den svenska FSC standarden.</w:t>
-      </w:r>
-    </w:p>
-    <w:p>
-      <w:pPr>
-        <w:pStyle w:val="Heading1"/>
-      </w:pPr>
-      <w:r>
-        <w:t>Naturvårdsarter</w:t>
-      </w:r>
-    </w:p>
-    <w:p>
-      <w:r>
-        <w:t>I avverkningsanmälan har följande 7 naturvårdsarter hittats: garnlav (VU, T), lunglav (NT, T), rynkskinn (NT, T), talltita (NT, §4), tretåig hackspett (NT, T, §4), vitgrynig nållav (NT) och trådticka (S, T). Av dessa är 6 rödlistade. För rödlistade arter har rödlistekategorin angivits inom parentes. Arter som är signalarter enligt Skogsstyrelsen har markerats med (S). Typiska arter inom Natura 2000 som är kopplade till skogsekosystem har markerats med (T). För fridlysta arter anges även paragrafen i Artskyddsförordningen som arten är fridlyst enligt.</w:t>
-      </w:r>
-    </w:p>
-    <w:p>
-      <w:r>
-        <w:t>De påträffade naturvårdsarterna är ett tydligt kvitto på att det rör sig om en skog med höga naturvärden.</w:t>
-      </w:r>
-      <w:r>
-        <w:t xml:space="preserve"> I Figur 1 visas fyndplatser för naturvårdsarter i området, som finns registrerade på Artportalen.</w:t>
+        <w:t>Detta klagomål behandlar höga naturvärden i avverkningsanmälan A 3894-2026 i Östersunds kommun som inkom 2026-01-21 och omfattar 3,5 ha.</w:t>
       </w:r>
     </w:p>
     <w:p>
@@ -247,34 +216,149 @@
         <w:spacing w:after="240"/>
       </w:pPr>
       <w:r>
-        <w:t>Figur 1. Fyndplatser för naturvårdsarter i avverkningsanmälan (röd linje). Markörer utan svart kant är placerade på fyndplatsen. Markörer med svart kant är placerade vid sidan av fyndplatsen och har ett svart streck som visar fyndplatsens exakta position. Kartans mittpunktskoordinat är N 7021955, E 503628 i SWEREF 99 TM.</w:t>
+        <w:t>Figur 1. Fyndplatser för naturvårdsarter i avverkningsanmälan. Markörer utan svart kant är placerade på fyndplatsen. Markörer med svart kant är placerade vid sidan av fyndplatsen har ett svart streck som visar fyndplatsens exakta position. Kartans mittpunktskoordinat är N 7021955, E 503628 i SWEREF 99 TM.</w:t>
+      </w:r>
+    </w:p>
+    <w:p>
+      <w:r>
+        <w:t>I avverkningsanmälan finns fynd av 7 naturvårdsarter, varav 6 är rödlistade, 2 är fridlysta, 5 är typiska (T) och 1 är signalart (S): garnlav (VU, T), lunglav (NT, T), rynkskinn (NT, T), talltita (NT, §4), tretåig hackspett (NT, T, §4), vitgrynig nållav (NT) och trådticka (S, T). Se Figur 1.</w:t>
+      </w:r>
+    </w:p>
+    <w:p>
+      <w:r>
+        <w:t>Nedan presenteras relevanta utdrag ur standarderna för FSC, Chain of Custody, Controlled Wood och PEFC.</w:t>
+      </w:r>
+    </w:p>
+    <w:p>
+      <w:r>
+        <w:t>Vi förväntar oss att ni återkommer med ett skriftligt svar på vårt klagomål och även beskriver vilka korrigerande åtgärder ni satt in för att rätta till identifierade brister i er efterlevnad av den svenska FSC standarden.</w:t>
       </w:r>
     </w:p>
     <w:p>
       <w:pPr>
-        <w:pStyle w:val="Heading2"/>
+        <w:pStyle w:val="Heading1"/>
       </w:pPr>
       <w:r>
-        <w:t>Fridlysta arter</w:t>
+        <w:t>Naturvårdsarter och fridlysta arter</w:t>
       </w:r>
     </w:p>
     <w:p>
       <w:r>
-        <w:t>Följande fridlysta arter har sina livsmiljöer och växtplatser i den avverkningsanmälda skogen: talltita (NT, §4) och tretåig hackspett (NT, T, §4).</w:t>
+        <w:t>Nedan följer beskrivningar av de naturvårdsarter och fridlysta arter som har sina livsmiljöer och växtplatser i den avverkningsanmälda skogen. Se även ytterligare artfakta i BILAGA 1. De påträffade naturvårdsarterna är ett tydligt kvitto på att det rör sig om en skog med höga naturvärden.</w:t>
       </w:r>
     </w:p>
     <w:p>
-      <w:r>
-        <w:t xml:space="preserve">Observera att medlemsländerna är skyldiga att agera i enlighet med EU:s fågeldirektiv där det uttryckligen står att direktivet gäller för fåglar samt för deras ägg, bon och </w:t>
-      </w:r>
       <w:r>
         <w:rPr>
           <w:b/>
         </w:rPr>
-        <w:t xml:space="preserve">livsmiljöer </w:t>
-      </w:r>
-      <w:r>
-        <w:t>(artikel 1). Vidare att de åtgärder som vidtas inte får leda till en försämring av den nuvarande situationen beträffande bevarandet av de fågelarter som avses i artikel 1 (artikel 13). Fågeldirektivet är styrande för tillsynsansvariga myndigheters ärendehantering, ställningstaganden och beslutsfattande.</w:t>
+        <w:t>Garnlav (VU)</w:t>
+      </w:r>
+      <w:r>
+        <w:t xml:space="preserve"> är en utpräglad barrskogsart som ibland kan drapera träden i norrländska grannaturskogar med hög luftfuktighet. Den förekommer även i talldominerade bestånd där den, förutom i trädens grenverk, påträffas hängande över ojämnheter i tallbarken. Arten har minskat starkt i södra och mellersta Sverige och den minskar även i sitt nordliga utbredningsområde. Minskningstakten uppgår till 30 (20–50) % inom 50 år och överstiger gränsvärdet för Sårbar (VU). Orsaken till tillbakagången beror främst på slutavverkningar av naturskogsartade skogar. Bestånd med riklig förekomst bör regelmässigt sparas, vilket även gynnar flera andra sällsynta och rödlistade arter. Garnlav är värdväxt för den mycket sällsynta och akut hotade fjärilen barrskogslavfly (CR) som hör hemma i boreala barrskogar med riklig förekomst av värdväxten. Tidigare kunde arten konstateras årligen på flera platser vid Dala-Floda i Dalarna innan lokalerna kalavverkades. Senaste fyndet i landet av barrskogslavfly är från år 2000 då den påträffades vid Högberget i Sollefteå kommun. Garnlav är typisk art för </w:t>
+      </w:r>
+      <w:r>
+        <w:rPr>
+          <w:i/>
+        </w:rPr>
+        <w:t xml:space="preserve">9010 Taiga </w:t>
+      </w:r>
+      <w:r>
+        <w:t>och</w:t>
+      </w:r>
+      <w:r>
+        <w:rPr>
+          <w:i/>
+        </w:rPr>
+        <w:t xml:space="preserve"> 9070 Trädklädd betesmark</w:t>
+      </w:r>
+      <w:r>
+        <w:t xml:space="preserve"> (SLU Artdatabanken, 2026).</w:t>
+      </w:r>
+    </w:p>
+    <w:p>
+      <w:r>
+        <w:rPr>
+          <w:b/>
+        </w:rPr>
+        <w:t>Lunglav (NT)</w:t>
+      </w:r>
+      <w:r>
+        <w:t xml:space="preserve"> är en av vårt lands främsta signalarter som överallt indikerar gamla lövträd, skogsbestånd med höga naturvärden och ekosystem med långskoglig kontinuitet. Lokalt kan förekomsten vara mycket riklig men den hittas nästan enbart i gamla och ej slutavverkade skogar. Artens samtliga förekomster bör uppmärksammas från naturvårdssynpunkt, då många lokaler även hyser andra ovanliga och rödlistade arter. Rikliga förekomster bör skyddas med biotopskydd, frivilliga avsättningar eller reservat. På lunglav kan de sällsynta lavparasiterna lunglavshårprick (CR), </w:t>
+      </w:r>
+      <w:r>
+        <w:rPr>
+          <w:i/>
+        </w:rPr>
+        <w:t>Abrothallus diederichii</w:t>
+      </w:r>
+      <w:r>
+        <w:t xml:space="preserve"> (VU), </w:t>
+      </w:r>
+      <w:r>
+        <w:rPr>
+          <w:i/>
+        </w:rPr>
+        <w:t>Abrothallus lobariae</w:t>
+      </w:r>
+      <w:r>
+        <w:t xml:space="preserve"> (VU), </w:t>
+      </w:r>
+      <w:r>
+        <w:rPr>
+          <w:i/>
+        </w:rPr>
+        <w:t>Calycina lobariae</w:t>
+      </w:r>
+      <w:r>
+        <w:t xml:space="preserve"> (VU), lunglavsknapp (VU) och skrovelmössing (VU) påträffas. Lunglav är typisk art för </w:t>
+      </w:r>
+      <w:r>
+        <w:rPr>
+          <w:i/>
+        </w:rPr>
+        <w:t>9010 Taiga, 9020 Nordlig ädellövskog, 9110 Näringsfattig bokskog, 9130 Näringsrik bokskog, 9160 Näringsrik ekskog, 9180 Ädellövskog i branter, 9190 Näringsfattig ekskog, 9070 Trädklädd betesmark, 9040 Fjällbjörkskog</w:t>
+      </w:r>
+      <w:r>
+        <w:t xml:space="preserve"> och</w:t>
+      </w:r>
+      <w:r>
+        <w:rPr>
+          <w:i/>
+        </w:rPr>
+        <w:t xml:space="preserve"> 6530 Lövängar</w:t>
+      </w:r>
+      <w:r>
+        <w:t xml:space="preserve"> (SLU Artdatabanken, 2026; Nitare &amp; Skogsstyrelsen, 2019).</w:t>
+      </w:r>
+    </w:p>
+    <w:p>
+      <w:r>
+        <w:rPr>
+          <w:b/>
+        </w:rPr>
+        <w:t>Rynkskinn (NT)</w:t>
+      </w:r>
+      <w:r>
+        <w:t xml:space="preserve"> är en vednedbrytare som växer på grova granlågor och ingår i en karaktäristisk association av vedsvampar knutna till urskogsartade barrskogar. Den har klassificerats som en “urskogsindikator” och är placerad i toppen av Skogsstyrelsens värdepyramid för bedömning av skog med höga naturvärden. Allt tyder på att rynkskinn är mycket känslig för skogliga ingrepp och lokalerna, som oftast har höga biologiska kvaliteter, bör lämnas till fri utveckling. Rynkskinn är typisk art för </w:t>
+      </w:r>
+      <w:r>
+        <w:rPr>
+          <w:i/>
+        </w:rPr>
+        <w:t xml:space="preserve">9010 Taiga, 9050 Näringsrik granskog </w:t>
+      </w:r>
+      <w:r>
+        <w:t>och</w:t>
+      </w:r>
+      <w:r>
+        <w:rPr>
+          <w:i/>
+        </w:rPr>
+        <w:t xml:space="preserve"> 9030 Landhöjningsskog</w:t>
+      </w:r>
+      <w:r>
+        <w:t xml:space="preserve"> (Nitare &amp; Skogsstyrelsen, 2019; SLU Artdatabanken, 2026).</w:t>
       </w:r>
     </w:p>
     <w:p>
@@ -319,26 +403,24 @@
     </w:p>
     <w:p>
       <w:r>
-        <w:t>I BILAGA 1 finns mer detaljerad information om ekologi samt krav på livsmiljö hos fridlysta arter.</w:t>
-      </w:r>
-    </w:p>
-    <w:p>
-      <w:pPr>
-        <w:pStyle w:val="Heading2"/>
-      </w:pPr>
-      <w:r>
-        <w:t>Övriga naturvårdsarter</w:t>
-      </w:r>
-    </w:p>
-    <w:p>
-      <w:r>
         <w:rPr>
           <w:b/>
         </w:rPr>
-        <w:t>Garnlav (VU)</w:t>
-      </w:r>
-      <w:r>
-        <w:t xml:space="preserve"> är en utpräglad barrskogsart som ibland kan drapera träden i norrländska grannaturskogar med hög luftfuktighet. Den förekommer även i talldominerade bestånd där den, förutom i trädens grenverk, påträffas hängande över ojämnheter i tallbarken. Arten har minskat starkt i södra och mellersta Sverige och den minskar även i sitt nordliga utbredningsområde. Minskningstakten uppgår till 30 (20–50) % inom 50 år och överstiger gränsvärdet för Sårbar (VU). Orsaken till tillbakagången beror främst på slutavverkningar av naturskogsartade skogar. Bestånd med riklig förekomst bör regelmässigt sparas, vilket även gynnar flera andra sällsynta och rödlistade arter. Garnlav är värdväxt för den mycket sällsynta och akut hotade fjärilen barrskogslavfly (CR) som hör hemma i boreala barrskogar med riklig förekomst av värdväxten. Tidigare kunde arten konstateras årligen på flera platser vid Dala-Floda i Dalarna innan lokalerna kalavverkades. Senaste fyndet i landet av barrskogslavfly är från år 2000 då den påträffades vid Högberget i Sollefteå kommun. Garnlav är typisk art för </w:t>
+        <w:t>Vitgrynig nållav (NT)</w:t>
+      </w:r>
+      <w:r>
+        <w:t xml:space="preserve"> växer nästan uteslutande på bark av gamla, senvuxna granar i skuggiga lägen med hög och jämn luftfuktighet. Den vanligaste naturtypen för arten är kontinuitetsskogar på frisk mark men den finns också i sumpgranskogar. På lång sikt utgör avverkningar av olikåldriga granskogar av naturskogskaraktär ett allvarligt hot mot arten och skogsbruksåtgärder på eller i närheten av växtplatserna bör undvikas. Naturskogsartade, fuktiga granskogar med förekomster av arten signalerar höga biologiska värden och bör bevaras (SLU Artdatabanken, 2024; Nitare &amp; Skogsstyrelsen, 2019).</w:t>
+      </w:r>
+    </w:p>
+    <w:p>
+      <w:r>
+        <w:rPr>
+          <w:b/>
+        </w:rPr>
+        <w:t xml:space="preserve">Trådticka </w:t>
+      </w:r>
+      <w:r>
+        <w:t xml:space="preserve">är knuten till grova granar i rikare ofta fuktiga miljöer. Den återfinns på både levande och döda träd samt stubbar och nyligen fallna träd. Karaktärsart för äldre fuktiga granskogsbiotoper, och i stor mängd är den en bra signalart för miljöer med andra rödlistade arter. Trådticka är typisk art för </w:t>
       </w:r>
       <w:r>
         <w:rPr>
@@ -347,120 +429,6 @@
         <w:t xml:space="preserve">9010 Taiga </w:t>
       </w:r>
       <w:r>
-        <w:t>och</w:t>
-      </w:r>
-      <w:r>
-        <w:rPr>
-          <w:i/>
-        </w:rPr>
-        <w:t xml:space="preserve"> 9070 Trädklädd betesmark</w:t>
-      </w:r>
-      <w:r>
-        <w:t xml:space="preserve"> (SLU Artdatabanken, 2026).</w:t>
-      </w:r>
-    </w:p>
-    <w:p>
-      <w:r>
-        <w:rPr>
-          <w:b/>
-        </w:rPr>
-        <w:t>Lunglav (NT)</w:t>
-      </w:r>
-      <w:r>
-        <w:t xml:space="preserve"> är en av vårt lands främsta signalarter som överallt indikerar gamla lövträd, skogsbestånd med höga naturvärden och ekosystem med långskoglig kontinuitet. Lokalt kan förekomsten vara mycket riklig men den hittas nästan enbart i gamla och ej slutavverkade skogar. Artens samtliga förekomster bör uppmärksammas från naturvårdssynpunkt, då många lokaler även hyser andra ovanliga och rödlistade arter. Rikliga förekomster bör skyddas med biotopskydd, frivilliga avsättningar eller reservat. På lunglav kan de sällsynta lavparasiterna lunglavshårprick (CR), </w:t>
-      </w:r>
-      <w:r>
-        <w:rPr>
-          <w:i/>
-        </w:rPr>
-        <w:t>Abrothallus diederichii</w:t>
-      </w:r>
-      <w:r>
-        <w:t xml:space="preserve"> (VU), </w:t>
-      </w:r>
-      <w:r>
-        <w:rPr>
-          <w:i/>
-        </w:rPr>
-        <w:t>Abrothallus lobariae</w:t>
-      </w:r>
-      <w:r>
-        <w:t xml:space="preserve"> (VU), </w:t>
-      </w:r>
-      <w:r>
-        <w:rPr>
-          <w:i/>
-        </w:rPr>
-        <w:t>Calycina lobariae</w:t>
-      </w:r>
-      <w:r>
-        <w:t xml:space="preserve"> (VU), lunglavsknapp (VU) och skrovelmössing (VU) påträffas. Lunglav är typisk art för </w:t>
-      </w:r>
-      <w:r>
-        <w:rPr>
-          <w:i/>
-        </w:rPr>
-        <w:t>9010 Taiga, 9020 Nordlig ädellövskog, 9110 Näringsfattig bokskog, 9130 Näringsrik bokskog, 9160 Näringsrik ekskog, 9180 Ädellövskog i branter, 9190 Näringsfattig ekskog, 9070 Trädklädd betesmark, 9040 Fjällbjörkskog</w:t>
-      </w:r>
-      <w:r>
-        <w:t xml:space="preserve"> och</w:t>
-      </w:r>
-      <w:r>
-        <w:rPr>
-          <w:i/>
-        </w:rPr>
-        <w:t xml:space="preserve"> 6530 Lövängar</w:t>
-      </w:r>
-      <w:r>
-        <w:t xml:space="preserve"> (SLU Artdatabanken, 2026; Nitare &amp; Skogsstyrelsen, 2019).</w:t>
-      </w:r>
-    </w:p>
-    <w:p>
-      <w:r>
-        <w:rPr>
-          <w:b/>
-        </w:rPr>
-        <w:t>Rynkskinn (NT)</w:t>
-      </w:r>
-      <w:r>
-        <w:t xml:space="preserve"> är en vednedbrytare som växer på grova granlågor och ingår i en karaktäristisk association av vedsvampar knutna till urskogsartade barrskogar. Den har klassificerats som en “urskogsindikator” och är placerad i toppen av Skogsstyrelsens värdepyramid för bedömning av skog med höga naturvärden. Allt tyder på att rynkskinn är mycket känslig för skogliga ingrepp och lokalerna, som oftast har höga biologiska kvaliteter, bör lämnas till fri utveckling. Rynkskinn är typisk art för </w:t>
-      </w:r>
-      <w:r>
-        <w:rPr>
-          <w:i/>
-        </w:rPr>
-        <w:t xml:space="preserve">9010 Taiga, 9050 Näringsrik granskog </w:t>
-      </w:r>
-      <w:r>
-        <w:t>och</w:t>
-      </w:r>
-      <w:r>
-        <w:rPr>
-          <w:i/>
-        </w:rPr>
-        <w:t xml:space="preserve"> 9030 Landhöjningsskog</w:t>
-      </w:r>
-      <w:r>
-        <w:t xml:space="preserve"> (Nitare &amp; Skogsstyrelsen, 2019; SLU Artdatabanken, 2026).</w:t>
-      </w:r>
-    </w:p>
-    <w:p>
-      <w:r>
-        <w:rPr>
-          <w:b/>
-        </w:rPr>
-        <w:t xml:space="preserve">Trådticka </w:t>
-      </w:r>
-      <w:r>
-        <w:t xml:space="preserve">är knuten till grova granar i rikare ofta fuktiga miljöer. Den återfinns på både levande och döda träd samt stubbar och nyligen fallna träd. Karaktärsart för äldre fuktiga granskogsbiotoper, och i stor mängd är den en bra signalart för miljöer med andra rödlistade arter. Trådticka är typisk art för </w:t>
-      </w:r>
-      <w:r>
-        <w:rPr>
-          <w:i/>
-        </w:rPr>
-        <w:t xml:space="preserve">9010 Taiga </w:t>
-      </w:r>
-      <w:r>
         <w:t xml:space="preserve">och </w:t>
       </w:r>
       <w:r>
@@ -471,17 +439,6 @@
       </w:r>
       <w:r>
         <w:t>(SLU Artdatabanken, 2025).</w:t>
-      </w:r>
-    </w:p>
-    <w:p>
-      <w:r>
-        <w:rPr>
-          <w:b/>
-        </w:rPr>
-        <w:t>Vitgrynig nållav (NT)</w:t>
-      </w:r>
-      <w:r>
-        <w:t xml:space="preserve"> växer nästan uteslutande på bark av gamla, senvuxna granar i skuggiga lägen med hög och jämn luftfuktighet. Den vanligaste naturtypen för arten är kontinuitetsskogar på frisk mark men den finns också i sumpgranskogar. På lång sikt utgör avverkningar av olikåldriga granskogar av naturskogskaraktär ett allvarligt hot mot arten och skogsbruksåtgärder på eller i närheten av växtplatserna bör undvikas. Naturskogsartade, fuktiga granskogar med förekomster av arten signalerar höga biologiska värden och bör bevaras (SLU Artdatabanken, 2024; Nitare &amp; Skogsstyrelsen, 2019).</w:t>
       </w:r>
     </w:p>
     <w:p>
@@ -1340,7 +1297,7 @@
     <w:r>
       <w:tab/>
       <w:tab/>
-      <w:t>2026-06-20</w:t>
+      <w:t>2026-06-21</w:t>
       <w:br/>
       <w:br/>
     </w:r>

--- a/klagomål/A 3894-2026 FSC-klagomål.docx
+++ b/klagomål/A 3894-2026 FSC-klagomål.docx
@@ -1297,7 +1297,7 @@
     <w:r>
       <w:tab/>
       <w:tab/>
-      <w:t>2026-06-21</w:t>
+      <w:t>2026-06-22</w:t>
       <w:br/>
       <w:br/>
     </w:r>

--- a/klagomål/A 3894-2026 FSC-klagomål.docx
+++ b/klagomål/A 3894-2026 FSC-klagomål.docx
@@ -1297,7 +1297,7 @@
     <w:r>
       <w:tab/>
       <w:tab/>
-      <w:t>2026-06-22</w:t>
+      <w:t>2026-06-23</w:t>
       <w:br/>
       <w:br/>
     </w:r>

--- a/klagomål/A 3894-2026 FSC-klagomål.docx
+++ b/klagomål/A 3894-2026 FSC-klagomål.docx
@@ -1297,7 +1297,7 @@
     <w:r>
       <w:tab/>
       <w:tab/>
-      <w:t>2026-06-23</w:t>
+      <w:t>2026-06-24</w:t>
       <w:br/>
       <w:br/>
     </w:r>

--- a/klagomål/A 3894-2026 FSC-klagomål.docx
+++ b/klagomål/A 3894-2026 FSC-klagomål.docx
@@ -1297,7 +1297,7 @@
     <w:r>
       <w:tab/>
       <w:tab/>
-      <w:t>2026-06-24</w:t>
+      <w:t>2026-06-25</w:t>
       <w:br/>
       <w:br/>
     </w:r>

--- a/klagomål/A 3894-2026 FSC-klagomål.docx
+++ b/klagomål/A 3894-2026 FSC-klagomål.docx
@@ -1297,7 +1297,7 @@
     <w:r>
       <w:tab/>
       <w:tab/>
-      <w:t>2026-06-25</w:t>
+      <w:t>2026-06-26</w:t>
       <w:br/>
       <w:br/>
     </w:r>

--- a/klagomål/A 3894-2026 FSC-klagomål.docx
+++ b/klagomål/A 3894-2026 FSC-klagomål.docx
@@ -1297,7 +1297,7 @@
     <w:r>
       <w:tab/>
       <w:tab/>
-      <w:t>2026-06-26</w:t>
+      <w:t>2026-06-27</w:t>
       <w:br/>
       <w:br/>
     </w:r>

--- a/klagomål/A 3894-2026 FSC-klagomål.docx
+++ b/klagomål/A 3894-2026 FSC-klagomål.docx
@@ -1297,7 +1297,7 @@
     <w:r>
       <w:tab/>
       <w:tab/>
-      <w:t>2026-06-27</w:t>
+      <w:t>2026-06-28</w:t>
       <w:br/>
       <w:br/>
     </w:r>

--- a/klagomål/A 3894-2026 FSC-klagomål.docx
+++ b/klagomål/A 3894-2026 FSC-klagomål.docx
@@ -1297,7 +1297,7 @@
     <w:r>
       <w:tab/>
       <w:tab/>
-      <w:t>2026-06-28</w:t>
+      <w:t>2026-06-29</w:t>
       <w:br/>
       <w:br/>
     </w:r>

--- a/klagomål/A 3894-2026 FSC-klagomål.docx
+++ b/klagomål/A 3894-2026 FSC-klagomål.docx
@@ -1297,7 +1297,7 @@
     <w:r>
       <w:tab/>
       <w:tab/>
-      <w:t>2026-06-29</w:t>
+      <w:t>2026-06-30</w:t>
       <w:br/>
       <w:br/>
     </w:r>

--- a/klagomål/A 3894-2026 FSC-klagomål.docx
+++ b/klagomål/A 3894-2026 FSC-klagomål.docx
@@ -1297,7 +1297,7 @@
     <w:r>
       <w:tab/>
       <w:tab/>
-      <w:t>2026-06-30</w:t>
+      <w:t>2026-07-01</w:t>
       <w:br/>
       <w:br/>
     </w:r>

--- a/klagomål/A 3894-2026 FSC-klagomål.docx
+++ b/klagomål/A 3894-2026 FSC-klagomål.docx
@@ -1297,7 +1297,7 @@
     <w:r>
       <w:tab/>
       <w:tab/>
-      <w:t>2026-07-01</w:t>
+      <w:t>2026-07-02</w:t>
       <w:br/>
       <w:br/>
     </w:r>

--- a/klagomål/A 3894-2026 FSC-klagomål.docx
+++ b/klagomål/A 3894-2026 FSC-klagomål.docx
@@ -1297,7 +1297,7 @@
     <w:r>
       <w:tab/>
       <w:tab/>
-      <w:t>2026-07-13</w:t>
+      <w:t>2026-07-14</w:t>
       <w:br/>
       <w:br/>
     </w:r>

--- a/klagomål/A 3894-2026 FSC-klagomål.docx
+++ b/klagomål/A 3894-2026 FSC-klagomål.docx
@@ -1297,7 +1297,7 @@
     <w:r>
       <w:tab/>
       <w:tab/>
-      <w:t>2026-07-14</w:t>
+      <w:t>2026-07-15</w:t>
       <w:br/>
       <w:br/>
     </w:r>

--- a/klagomål/A 3894-2026 FSC-klagomål.docx
+++ b/klagomål/A 3894-2026 FSC-klagomål.docx
@@ -1297,7 +1297,7 @@
     <w:r>
       <w:tab/>
       <w:tab/>
-      <w:t>2026-07-15</w:t>
+      <w:t>2026-07-16</w:t>
       <w:br/>
       <w:br/>
     </w:r>

--- a/klagomål/A 3894-2026 FSC-klagomål.docx
+++ b/klagomål/A 3894-2026 FSC-klagomål.docx
@@ -1297,7 +1297,7 @@
     <w:r>
       <w:tab/>
       <w:tab/>
-      <w:t>2026-07-16</w:t>
+      <w:t>2026-07-17</w:t>
       <w:br/>
       <w:br/>
     </w:r>

--- a/klagomål/A 3894-2026 FSC-klagomål.docx
+++ b/klagomål/A 3894-2026 FSC-klagomål.docx
@@ -1297,7 +1297,7 @@
     <w:r>
       <w:tab/>
       <w:tab/>
-      <w:t>2026-07-17</w:t>
+      <w:t>2026-07-18</w:t>
       <w:br/>
       <w:br/>
     </w:r>

--- a/klagomål/A 3894-2026 FSC-klagomål.docx
+++ b/klagomål/A 3894-2026 FSC-klagomål.docx
@@ -1297,7 +1297,7 @@
     <w:r>
       <w:tab/>
       <w:tab/>
-      <w:t>2026-07-18</w:t>
+      <w:t>2026-07-19</w:t>
       <w:br/>
       <w:br/>
     </w:r>

--- a/klagomål/A 3894-2026 FSC-klagomål.docx
+++ b/klagomål/A 3894-2026 FSC-klagomål.docx
@@ -1297,7 +1297,7 @@
     <w:r>
       <w:tab/>
       <w:tab/>
-      <w:t>2026-07-19</w:t>
+      <w:t>2026-07-20</w:t>
       <w:br/>
       <w:br/>
     </w:r>

--- a/klagomål/A 3894-2026 FSC-klagomål.docx
+++ b/klagomål/A 3894-2026 FSC-klagomål.docx
@@ -1297,7 +1297,7 @@
     <w:r>
       <w:tab/>
       <w:tab/>
-      <w:t>2026-07-20</w:t>
+      <w:t>2026-07-21</w:t>
       <w:br/>
       <w:br/>
     </w:r>

--- a/klagomål/A 3894-2026 FSC-klagomål.docx
+++ b/klagomål/A 3894-2026 FSC-klagomål.docx
@@ -1297,7 +1297,7 @@
     <w:r>
       <w:tab/>
       <w:tab/>
-      <w:t>2026-07-21</w:t>
+      <w:t>2026-07-22</w:t>
       <w:br/>
       <w:br/>
     </w:r>

--- a/klagomål/A 3894-2026 FSC-klagomål.docx
+++ b/klagomål/A 3894-2026 FSC-klagomål.docx
@@ -1297,7 +1297,7 @@
     <w:r>
       <w:tab/>
       <w:tab/>
-      <w:t>2026-07-22</w:t>
+      <w:t>2026-07-23</w:t>
       <w:br/>
       <w:br/>
     </w:r>

--- a/klagomål/A 3894-2026 FSC-klagomål.docx
+++ b/klagomål/A 3894-2026 FSC-klagomål.docx
@@ -1297,7 +1297,7 @@
     <w:r>
       <w:tab/>
       <w:tab/>
-      <w:t>2026-07-23</w:t>
+      <w:t>2026-07-24</w:t>
       <w:br/>
       <w:br/>
     </w:r>

--- a/klagomål/A 3894-2026 FSC-klagomål.docx
+++ b/klagomål/A 3894-2026 FSC-klagomål.docx
@@ -1297,7 +1297,7 @@
     <w:r>
       <w:tab/>
       <w:tab/>
-      <w:t>2026-07-24</w:t>
+      <w:t>2026-07-25</w:t>
       <w:br/>
       <w:br/>
     </w:r>

--- a/klagomål/A 3894-2026 FSC-klagomål.docx
+++ b/klagomål/A 3894-2026 FSC-klagomål.docx
@@ -1297,7 +1297,7 @@
     <w:r>
       <w:tab/>
       <w:tab/>
-      <w:t>2026-07-25</w:t>
+      <w:t>2026-07-26</w:t>
       <w:br/>
       <w:br/>
     </w:r>

--- a/klagomål/A 3894-2026 FSC-klagomål.docx
+++ b/klagomål/A 3894-2026 FSC-klagomål.docx
@@ -1297,7 +1297,7 @@
     <w:r>
       <w:tab/>
       <w:tab/>
-      <w:t>2026-07-26</w:t>
+      <w:t>2026-07-27</w:t>
       <w:br/>
       <w:br/>
     </w:r>

--- a/klagomål/A 3894-2026 FSC-klagomål.docx
+++ b/klagomål/A 3894-2026 FSC-klagomål.docx
@@ -1297,7 +1297,7 @@
     <w:r>
       <w:tab/>
       <w:tab/>
-      <w:t>2026-07-27</w:t>
+      <w:t>2026-07-28</w:t>
       <w:br/>
       <w:br/>
     </w:r>

--- a/klagomål/A 3894-2026 FSC-klagomål.docx
+++ b/klagomål/A 3894-2026 FSC-klagomål.docx
@@ -1297,7 +1297,7 @@
     <w:r>
       <w:tab/>
       <w:tab/>
-      <w:t>2026-07-28</w:t>
+      <w:t>2026-07-29</w:t>
       <w:br/>
       <w:br/>
     </w:r>

--- a/klagomål/A 3894-2026 FSC-klagomål.docx
+++ b/klagomål/A 3894-2026 FSC-klagomål.docx
@@ -1297,7 +1297,7 @@
     <w:r>
       <w:tab/>
       <w:tab/>
-      <w:t>2026-07-29</w:t>
+      <w:t>2026-07-30</w:t>
       <w:br/>
       <w:br/>
     </w:r>

--- a/klagomål/A 3894-2026 FSC-klagomål.docx
+++ b/klagomål/A 3894-2026 FSC-klagomål.docx
@@ -1297,7 +1297,7 @@
     <w:r>
       <w:tab/>
       <w:tab/>
-      <w:t>2026-07-30</w:t>
+      <w:t>2026-07-31</w:t>
       <w:br/>
       <w:br/>
     </w:r>

--- a/klagomål/A 3894-2026 FSC-klagomål.docx
+++ b/klagomål/A 3894-2026 FSC-klagomål.docx
@@ -1297,7 +1297,7 @@
     <w:r>
       <w:tab/>
       <w:tab/>
-      <w:t>2026-07-31</w:t>
+      <w:t>2026-08-01</w:t>
       <w:br/>
       <w:br/>
     </w:r>

--- a/klagomål/A 3894-2026 FSC-klagomål.docx
+++ b/klagomål/A 3894-2026 FSC-klagomål.docx
@@ -1297,7 +1297,7 @@
     <w:r>
       <w:tab/>
       <w:tab/>
-      <w:t>2026-08-01</w:t>
+      <w:t>2026-08-02</w:t>
       <w:br/>
       <w:br/>
     </w:r>

--- a/klagomål/A 3894-2026 FSC-klagomål.docx
+++ b/klagomål/A 3894-2026 FSC-klagomål.docx
@@ -1297,7 +1297,7 @@
     <w:r>
       <w:tab/>
       <w:tab/>
-      <w:t>2026-08-02</w:t>
+      <w:t>2026-08-03</w:t>
       <w:br/>
       <w:br/>
     </w:r>

--- a/klagomål/A 3894-2026 FSC-klagomål.docx
+++ b/klagomål/A 3894-2026 FSC-klagomål.docx
@@ -1297,7 +1297,7 @@
     <w:r>
       <w:tab/>
       <w:tab/>
-      <w:t>2026-08-03</w:t>
+      <w:t>2026-08-05</w:t>
       <w:br/>
       <w:br/>
     </w:r>

--- a/klagomål/A 3894-2026 FSC-klagomål.docx
+++ b/klagomål/A 3894-2026 FSC-klagomål.docx
@@ -1297,7 +1297,7 @@
     <w:r>
       <w:tab/>
       <w:tab/>
-      <w:t>2026-08-05</w:t>
+      <w:t>2026-08-07</w:t>
       <w:br/>
       <w:br/>
     </w:r>

--- a/klagomål/A 3894-2026 FSC-klagomål.docx
+++ b/klagomål/A 3894-2026 FSC-klagomål.docx
@@ -1297,7 +1297,7 @@
     <w:r>
       <w:tab/>
       <w:tab/>
-      <w:t>2026-08-07</w:t>
+      <w:t>2026-08-08</w:t>
       <w:br/>
       <w:br/>
     </w:r>

--- a/klagomål/A 3894-2026 FSC-klagomål.docx
+++ b/klagomål/A 3894-2026 FSC-klagomål.docx
@@ -216,7 +216,7 @@
         <w:spacing w:after="240"/>
       </w:pPr>
       <w:r>
-        <w:t>Figur 1. Fyndplatser för naturvårdsarter i avverkningsanmälan. Markörer utan svart kant är placerade på fyndplatsen. Markörer med svart kant är placerade vid sidan av fyndplatsen har ett svart streck som visar fyndplatsens exakta position. Kartans mittpunktskoordinat är N 7021955, E 503628 i SWEREF 99 TM.</w:t>
+        <w:t>Figur 1. Fyndplatser för naturvårdsarter i avverkningsanmälan. Markörer utan svart kant är placerade på fyndplatsen. Markörer med svart kant är placerade vid sidan av fyndplatsen och har ett svart streck som visar fyndplatsens exakta position. Kartans mittpunktskoordinat är N 7021955, E 503628 i SWEREF 99 TM.</w:t>
       </w:r>
     </w:p>
     <w:p>
@@ -1297,7 +1297,7 @@
     <w:r>
       <w:tab/>
       <w:tab/>
-      <w:t>2026-08-14</w:t>
+      <w:t>2026-08-15</w:t>
       <w:br/>
       <w:br/>
     </w:r>

--- a/klagomål/A 3894-2026 FSC-klagomål.docx
+++ b/klagomål/A 3894-2026 FSC-klagomål.docx
@@ -1297,7 +1297,7 @@
     <w:r>
       <w:tab/>
       <w:tab/>
-      <w:t>2026-08-15</w:t>
+      <w:t>2026-08-16</w:t>
       <w:br/>
       <w:br/>
     </w:r>

--- a/klagomål/A 3894-2026 FSC-klagomål.docx
+++ b/klagomål/A 3894-2026 FSC-klagomål.docx
@@ -1297,7 +1297,7 @@
     <w:r>
       <w:tab/>
       <w:tab/>
-      <w:t>2026-08-16</w:t>
+      <w:t>2026-08-17</w:t>
       <w:br/>
       <w:br/>
     </w:r>

--- a/klagomål/A 3894-2026 FSC-klagomål.docx
+++ b/klagomål/A 3894-2026 FSC-klagomål.docx
@@ -1297,7 +1297,7 @@
     <w:r>
       <w:tab/>
       <w:tab/>
-      <w:t>2026-08-17</w:t>
+      <w:t>2026-08-18</w:t>
       <w:br/>
       <w:br/>
     </w:r>

--- a/klagomål/A 3894-2026 FSC-klagomål.docx
+++ b/klagomål/A 3894-2026 FSC-klagomål.docx
@@ -1297,7 +1297,7 @@
     <w:r>
       <w:tab/>
       <w:tab/>
-      <w:t>2026-08-18</w:t>
+      <w:t>2026-08-19</w:t>
       <w:br/>
       <w:br/>
     </w:r>

--- a/klagomål/A 3894-2026 FSC-klagomål.docx
+++ b/klagomål/A 3894-2026 FSC-klagomål.docx
@@ -1297,7 +1297,7 @@
     <w:r>
       <w:tab/>
       <w:tab/>
-      <w:t>2026-08-19</w:t>
+      <w:t>2026-08-20</w:t>
       <w:br/>
       <w:br/>
     </w:r>

--- a/klagomål/A 3894-2026 FSC-klagomål.docx
+++ b/klagomål/A 3894-2026 FSC-klagomål.docx
@@ -1297,7 +1297,7 @@
     <w:r>
       <w:tab/>
       <w:tab/>
-      <w:t>2026-08-20</w:t>
+      <w:t>2026-08-21</w:t>
       <w:br/>
       <w:br/>
     </w:r>

--- a/klagomål/A 3894-2026 FSC-klagomål.docx
+++ b/klagomål/A 3894-2026 FSC-klagomål.docx
@@ -1297,7 +1297,7 @@
     <w:r>
       <w:tab/>
       <w:tab/>
-      <w:t>2026-08-21</w:t>
+      <w:t>2026-08-22</w:t>
       <w:br/>
       <w:br/>
     </w:r>

--- a/klagomål/A 3894-2026 FSC-klagomål.docx
+++ b/klagomål/A 3894-2026 FSC-klagomål.docx
@@ -1297,7 +1297,7 @@
     <w:r>
       <w:tab/>
       <w:tab/>
-      <w:t>2026-08-22</w:t>
+      <w:t>2026-08-23</w:t>
       <w:br/>
       <w:br/>
     </w:r>

--- a/klagomål/A 3894-2026 FSC-klagomål.docx
+++ b/klagomål/A 3894-2026 FSC-klagomål.docx
@@ -1297,7 +1297,7 @@
     <w:r>
       <w:tab/>
       <w:tab/>
-      <w:t>2026-08-23</w:t>
+      <w:t>2026-08-24</w:t>
       <w:br/>
       <w:br/>
     </w:r>

--- a/klagomål/A 3894-2026 FSC-klagomål.docx
+++ b/klagomål/A 3894-2026 FSC-klagomål.docx
@@ -1297,7 +1297,7 @@
     <w:r>
       <w:tab/>
       <w:tab/>
-      <w:t>2026-08-24</w:t>
+      <w:t>2026-08-25</w:t>
       <w:br/>
       <w:br/>
     </w:r>

--- a/klagomål/A 3894-2026 FSC-klagomål.docx
+++ b/klagomål/A 3894-2026 FSC-klagomål.docx
@@ -1297,7 +1297,7 @@
     <w:r>
       <w:tab/>
       <w:tab/>
-      <w:t>2026-08-25</w:t>
+      <w:t>2026-08-26</w:t>
       <w:br/>
       <w:br/>
     </w:r>

--- a/klagomål/A 3894-2026 FSC-klagomål.docx
+++ b/klagomål/A 3894-2026 FSC-klagomål.docx
@@ -1297,7 +1297,7 @@
     <w:r>
       <w:tab/>
       <w:tab/>
-      <w:t>2026-08-26</w:t>
+      <w:t>2026-08-27</w:t>
       <w:br/>
       <w:br/>
     </w:r>

--- a/klagomål/A 3894-2026 FSC-klagomål.docx
+++ b/klagomål/A 3894-2026 FSC-klagomål.docx
@@ -1297,7 +1297,7 @@
     <w:r>
       <w:tab/>
       <w:tab/>
-      <w:t>2026-08-27</w:t>
+      <w:t>2026-08-28</w:t>
       <w:br/>
       <w:br/>
     </w:r>

--- a/klagomål/A 3894-2026 FSC-klagomål.docx
+++ b/klagomål/A 3894-2026 FSC-klagomål.docx
@@ -1297,7 +1297,7 @@
     <w:r>
       <w:tab/>
       <w:tab/>
-      <w:t>2026-08-28</w:t>
+      <w:t>2026-08-29</w:t>
       <w:br/>
       <w:br/>
     </w:r>

--- a/klagomål/A 3894-2026 FSC-klagomål.docx
+++ b/klagomål/A 3894-2026 FSC-klagomål.docx
@@ -1297,7 +1297,7 @@
     <w:r>
       <w:tab/>
       <w:tab/>
-      <w:t>2026-08-29</w:t>
+      <w:t>2026-08-31</w:t>
       <w:br/>
       <w:br/>
     </w:r>

--- a/klagomål/A 3894-2026 FSC-klagomål.docx
+++ b/klagomål/A 3894-2026 FSC-klagomål.docx
@@ -1297,7 +1297,7 @@
     <w:r>
       <w:tab/>
       <w:tab/>
-      <w:t>2026-08-31</w:t>
+      <w:t>2026-09-01</w:t>
       <w:br/>
       <w:br/>
     </w:r>

--- a/klagomål/A 3894-2026 FSC-klagomål.docx
+++ b/klagomål/A 3894-2026 FSC-klagomål.docx
@@ -1297,7 +1297,7 @@
     <w:r>
       <w:tab/>
       <w:tab/>
-      <w:t>2026-09-01</w:t>
+      <w:t>2026-09-02</w:t>
       <w:br/>
       <w:br/>
     </w:r>

--- a/klagomål/A 3894-2026 FSC-klagomål.docx
+++ b/klagomål/A 3894-2026 FSC-klagomål.docx
@@ -1297,7 +1297,7 @@
     <w:r>
       <w:tab/>
       <w:tab/>
-      <w:t>2026-09-02</w:t>
+      <w:t>2026-09-03</w:t>
       <w:br/>
       <w:br/>
     </w:r>

--- a/klagomål/A 3894-2026 FSC-klagomål.docx
+++ b/klagomål/A 3894-2026 FSC-klagomål.docx
@@ -1297,7 +1297,7 @@
     <w:r>
       <w:tab/>
       <w:tab/>
-      <w:t>2026-09-03</w:t>
+      <w:t>2026-09-04</w:t>
       <w:br/>
       <w:br/>
     </w:r>

--- a/klagomål/A 3894-2026 FSC-klagomål.docx
+++ b/klagomål/A 3894-2026 FSC-klagomål.docx
@@ -1297,7 +1297,7 @@
     <w:r>
       <w:tab/>
       <w:tab/>
-      <w:t>2026-09-04</w:t>
+      <w:t>2026-09-05</w:t>
       <w:br/>
       <w:br/>
     </w:r>

--- a/klagomål/A 3894-2026 FSC-klagomål.docx
+++ b/klagomål/A 3894-2026 FSC-klagomål.docx
@@ -1297,7 +1297,7 @@
     <w:r>
       <w:tab/>
       <w:tab/>
-      <w:t>2026-09-05</w:t>
+      <w:t>2026-09-06</w:t>
       <w:br/>
       <w:br/>
     </w:r>

--- a/klagomål/A 3894-2026 FSC-klagomål.docx
+++ b/klagomål/A 3894-2026 FSC-klagomål.docx
@@ -1297,7 +1297,7 @@
     <w:r>
       <w:tab/>
       <w:tab/>
-      <w:t>2026-09-06</w:t>
+      <w:t>2026-09-07</w:t>
       <w:br/>
       <w:br/>
     </w:r>

--- a/klagomål/A 3894-2026 FSC-klagomål.docx
+++ b/klagomål/A 3894-2026 FSC-klagomål.docx
@@ -1297,7 +1297,7 @@
     <w:r>
       <w:tab/>
       <w:tab/>
-      <w:t>2026-09-07</w:t>
+      <w:t>2026-09-08</w:t>
       <w:br/>
       <w:br/>
     </w:r>

--- a/klagomål/A 3894-2026 FSC-klagomål.docx
+++ b/klagomål/A 3894-2026 FSC-klagomål.docx
@@ -1297,7 +1297,7 @@
     <w:r>
       <w:tab/>
       <w:tab/>
-      <w:t>2026-09-08</w:t>
+      <w:t>2026-09-09</w:t>
       <w:br/>
       <w:br/>
     </w:r>

--- a/klagomål/A 3894-2026 FSC-klagomål.docx
+++ b/klagomål/A 3894-2026 FSC-klagomål.docx
@@ -1297,7 +1297,7 @@
     <w:r>
       <w:tab/>
       <w:tab/>
-      <w:t>2026-09-09</w:t>
+      <w:t>2026-09-10</w:t>
       <w:br/>
       <w:br/>
     </w:r>

--- a/klagomål/A 3894-2026 FSC-klagomål.docx
+++ b/klagomål/A 3894-2026 FSC-klagomål.docx
@@ -1297,7 +1297,7 @@
     <w:r>
       <w:tab/>
       <w:tab/>
-      <w:t>2026-09-10</w:t>
+      <w:t>2026-09-11</w:t>
       <w:br/>
       <w:br/>
     </w:r>

--- a/klagomål/A 3894-2026 FSC-klagomål.docx
+++ b/klagomål/A 3894-2026 FSC-klagomål.docx
@@ -1297,7 +1297,7 @@
     <w:r>
       <w:tab/>
       <w:tab/>
-      <w:t>2026-09-11</w:t>
+      <w:t>2026-09-12</w:t>
       <w:br/>
       <w:br/>
     </w:r>

--- a/klagomål/A 3894-2026 FSC-klagomål.docx
+++ b/klagomål/A 3894-2026 FSC-klagomål.docx
@@ -1297,7 +1297,7 @@
     <w:r>
       <w:tab/>
       <w:tab/>
-      <w:t>2026-09-12</w:t>
+      <w:t>2026-09-13</w:t>
       <w:br/>
       <w:br/>
     </w:r>
